--- a/EvaluacionAprendizajeMySQL.docx
+++ b/EvaluacionAprendizajeMySQL.docx
@@ -1,6 +1,6 @@
 
 <file path=word/document.xml><?xml version="1.0" encoding="utf-8"?>
-<w:document xmlns:wpc="http://schemas.microsoft.com/office/word/2010/wordprocessingCanvas" xmlns:cx="http://schemas.microsoft.com/office/drawing/2014/chartex" xmlns:cx1="http://schemas.microsoft.com/office/drawing/2015/9/8/chartex" xmlns:cx2="http://schemas.microsoft.com/office/drawing/2015/10/21/chartex" xmlns:cx3="http://schemas.microsoft.com/office/drawing/2016/5/9/chartex" xmlns:cx4="http://schemas.microsoft.com/office/drawing/2016/5/10/chartex" xmlns:cx5="http://schemas.microsoft.com/office/drawing/2016/5/11/chartex" xmlns:cx6="http://schemas.microsoft.com/office/drawing/2016/5/12/chartex" xmlns:cx7="http://schemas.microsoft.com/office/drawing/2016/5/13/chartex" xmlns:cx8="http://schemas.microsoft.com/office/drawing/2016/5/14/chartex" xmlns:mc="http://schemas.openxmlformats.org/markup-compatibility/2006" xmlns:aink="http://schemas.microsoft.com/office/drawing/2016/ink" xmlns:am3d="http://schemas.microsoft.com/office/drawing/2017/model3d" xmlns:o="urn:schemas-microsoft-com:office:office" xmlns:oel="http://schemas.microsoft.com/office/2019/extlst" xmlns:r="http://schemas.openxmlformats.org/officeDocument/2006/relationships" xmlns:m="http://schemas.openxmlformats.org/officeDocument/2006/math" xmlns:v="urn:schemas-microsoft-com:vml" xmlns:wp14="http://schemas.microsoft.com/office/word/2010/wordprocessingDrawing" xmlns:wp="http://schemas.openxmlformats.org/drawingml/2006/wordprocessingDrawing" xmlns:w10="urn:schemas-microsoft-com:office:word" xmlns:w="http://schemas.openxmlformats.org/wordprocessingml/2006/main" xmlns:w14="http://schemas.microsoft.com/office/word/2010/wordml" xmlns:w15="http://schemas.microsoft.com/office/word/2012/wordml" xmlns:w16cex="http://schemas.microsoft.com/office/word/2018/wordml/cex" xmlns:w16cid="http://schemas.microsoft.com/office/word/2016/wordml/cid" xmlns:w16="http://schemas.microsoft.com/office/word/2018/wordml" xmlns:w16du="http://schemas.microsoft.com/office/word/2023/wordml/word16du" xmlns:w16sdtdh="http://schemas.microsoft.com/office/word/2020/wordml/sdtdatahash" xmlns:w16se="http://schemas.microsoft.com/office/word/2015/wordml/symex" xmlns:wpg="http://schemas.microsoft.com/office/word/2010/wordprocessingGroup" xmlns:wpi="http://schemas.microsoft.com/office/word/2010/wordprocessingInk" xmlns:wne="http://schemas.microsoft.com/office/word/2006/wordml" xmlns:wps="http://schemas.microsoft.com/office/word/2010/wordprocessingShape" mc:Ignorable="w14 w15 w16se w16cid w16 w16cex w16sdtdh w16du wp14">
+<w:document xmlns:wpc="http://schemas.microsoft.com/office/word/2010/wordprocessingCanvas" xmlns:cx="http://schemas.microsoft.com/office/drawing/2014/chartex" xmlns:mc="http://schemas.openxmlformats.org/markup-compatibility/2006" xmlns:o="urn:schemas-microsoft-com:office:office" xmlns:r="http://schemas.openxmlformats.org/officeDocument/2006/relationships" xmlns:m="http://schemas.openxmlformats.org/officeDocument/2006/math" xmlns:v="urn:schemas-microsoft-com:vml" xmlns:wp14="http://schemas.microsoft.com/office/word/2010/wordprocessingDrawing" xmlns:wp="http://schemas.openxmlformats.org/drawingml/2006/wordprocessingDrawing" xmlns:w10="urn:schemas-microsoft-com:office:word" xmlns:w="http://schemas.openxmlformats.org/wordprocessingml/2006/main" xmlns:w14="http://schemas.microsoft.com/office/word/2010/wordml" xmlns:w15="http://schemas.microsoft.com/office/word/2012/wordml" xmlns:w16se="http://schemas.microsoft.com/office/word/2015/wordml/symex" xmlns:wpg="http://schemas.microsoft.com/office/word/2010/wordprocessingGroup" xmlns:wpi="http://schemas.microsoft.com/office/word/2010/wordprocessingInk" xmlns:wne="http://schemas.microsoft.com/office/word/2006/wordml" xmlns:wps="http://schemas.microsoft.com/office/word/2010/wordprocessingShape" mc:Ignorable="w14 w15 w16se wp14">
   <w:body>
     <w:p>
       <w:pPr>
@@ -95,12 +95,6 @@
         <w:gridCol w:w="1960"/>
       </w:tblGrid>
       <w:tr>
-        <w:tblPrEx>
-          <w:tblCellMar>
-            <w:top w:w="0" w:type="dxa"/>
-            <w:bottom w:w="0" w:type="dxa"/>
-          </w:tblCellMar>
-        </w:tblPrEx>
         <w:trPr>
           <w:tblHeader/>
         </w:trPr>
@@ -205,12 +199,6 @@
         </w:tc>
       </w:tr>
       <w:tr>
-        <w:tblPrEx>
-          <w:tblCellMar>
-            <w:top w:w="0" w:type="dxa"/>
-            <w:bottom w:w="0" w:type="dxa"/>
-          </w:tblCellMar>
-        </w:tblPrEx>
         <w:tc>
           <w:tcPr>
             <w:tcW w:w="5400" w:type="dxa"/>
@@ -300,26 +288,12 @@
                 <w:sz w:val="20"/>
                 <w:szCs w:val="20"/>
               </w:rPr>
-              <w:t>25</w:t>
-            </w:r>
-            <w:r>
-              <w:rPr>
-                <w:color w:val="000000"/>
-                <w:sz w:val="20"/>
-                <w:szCs w:val="20"/>
-              </w:rPr>
-              <w:t xml:space="preserve"> %</w:t>
+              <w:t>25 %</w:t>
             </w:r>
           </w:p>
         </w:tc>
       </w:tr>
       <w:tr>
-        <w:tblPrEx>
-          <w:tblCellMar>
-            <w:top w:w="0" w:type="dxa"/>
-            <w:bottom w:w="0" w:type="dxa"/>
-          </w:tblCellMar>
-        </w:tblPrEx>
         <w:tc>
           <w:tcPr>
             <w:tcW w:w="5400" w:type="dxa"/>
@@ -431,12 +405,6 @@
         </w:tc>
       </w:tr>
       <w:tr>
-        <w:tblPrEx>
-          <w:tblCellMar>
-            <w:top w:w="0" w:type="dxa"/>
-            <w:bottom w:w="0" w:type="dxa"/>
-          </w:tblCellMar>
-        </w:tblPrEx>
         <w:tc>
           <w:tcPr>
             <w:tcW w:w="5400" w:type="dxa"/>
@@ -526,26 +494,12 @@
                 <w:sz w:val="20"/>
                 <w:szCs w:val="20"/>
               </w:rPr>
-              <w:t>20</w:t>
-            </w:r>
-            <w:r>
-              <w:rPr>
-                <w:color w:val="000000"/>
-                <w:sz w:val="20"/>
-                <w:szCs w:val="20"/>
-              </w:rPr>
-              <w:t xml:space="preserve"> %</w:t>
+              <w:t>20 %</w:t>
             </w:r>
           </w:p>
         </w:tc>
       </w:tr>
       <w:tr>
-        <w:tblPrEx>
-          <w:tblCellMar>
-            <w:top w:w="0" w:type="dxa"/>
-            <w:bottom w:w="0" w:type="dxa"/>
-          </w:tblCellMar>
-        </w:tblPrEx>
         <w:tc>
           <w:tcPr>
             <w:tcW w:w="5400" w:type="dxa"/>
@@ -657,12 +611,6 @@
         </w:tc>
       </w:tr>
       <w:tr>
-        <w:tblPrEx>
-          <w:tblCellMar>
-            <w:top w:w="0" w:type="dxa"/>
-            <w:bottom w:w="0" w:type="dxa"/>
-          </w:tblCellMar>
-        </w:tblPrEx>
         <w:tc>
           <w:tcPr>
             <w:tcW w:w="5400" w:type="dxa"/>
@@ -782,12 +730,6 @@
         <w:gridCol w:w="2160"/>
       </w:tblGrid>
       <w:tr>
-        <w:tblPrEx>
-          <w:tblCellMar>
-            <w:top w:w="0" w:type="dxa"/>
-            <w:bottom w:w="0" w:type="dxa"/>
-          </w:tblCellMar>
-        </w:tblPrEx>
         <w:tc>
           <w:tcPr>
             <w:tcW w:w="7200" w:type="dxa"/>
@@ -848,17 +790,7 @@
                 <w:sz w:val="26"/>
                 <w:szCs w:val="26"/>
               </w:rPr>
-              <w:t>25</w:t>
-            </w:r>
-            <w:r>
-              <w:rPr>
-                <w:b/>
-                <w:bCs/>
-                <w:color w:val="FFFFFF"/>
-                <w:sz w:val="26"/>
-                <w:szCs w:val="26"/>
-              </w:rPr>
-              <w:t xml:space="preserve"> %</w:t>
+              <w:t>25 %</w:t>
             </w:r>
           </w:p>
         </w:tc>
@@ -921,7 +853,10 @@
         <w:spacing w:before="60" w:after="80"/>
       </w:pPr>
       <w:r>
-        <w:t>Catálogo de géneros de videojuegos (Acción, RPG, Deportes, etc.).</w:t>
+        <w:t xml:space="preserve">Catálogo de géneros </w:t>
+      </w:r>
+      <w:r>
+        <w:t>de videojuegos (Acción, RPG, Deportes, etc.).</w:t>
       </w:r>
     </w:p>
     <w:p>
@@ -953,12 +888,6 @@
         <w:gridCol w:w="2740"/>
       </w:tblGrid>
       <w:tr>
-        <w:tblPrEx>
-          <w:tblCellMar>
-            <w:top w:w="0" w:type="dxa"/>
-            <w:bottom w:w="0" w:type="dxa"/>
-          </w:tblCellMar>
-        </w:tblPrEx>
         <w:trPr>
           <w:tblHeader/>
         </w:trPr>
@@ -1096,12 +1025,6 @@
         </w:tc>
       </w:tr>
       <w:tr>
-        <w:tblPrEx>
-          <w:tblCellMar>
-            <w:top w:w="0" w:type="dxa"/>
-            <w:bottom w:w="0" w:type="dxa"/>
-          </w:tblCellMar>
-        </w:tblPrEx>
         <w:tc>
           <w:tcPr>
             <w:tcW w:w="2200" w:type="dxa"/>
@@ -1212,12 +1135,6 @@
         </w:tc>
       </w:tr>
       <w:tr>
-        <w:tblPrEx>
-          <w:tblCellMar>
-            <w:top w:w="0" w:type="dxa"/>
-            <w:bottom w:w="0" w:type="dxa"/>
-          </w:tblCellMar>
-        </w:tblPrEx>
         <w:tc>
           <w:tcPr>
             <w:tcW w:w="2200" w:type="dxa"/>
@@ -1320,12 +1237,6 @@
         </w:tc>
       </w:tr>
       <w:tr>
-        <w:tblPrEx>
-          <w:tblCellMar>
-            <w:top w:w="0" w:type="dxa"/>
-            <w:bottom w:w="0" w:type="dxa"/>
-          </w:tblCellMar>
-        </w:tblPrEx>
         <w:tc>
           <w:tcPr>
             <w:tcW w:w="2200" w:type="dxa"/>
@@ -1443,7 +1354,15 @@
           <w:bCs/>
           <w:color w:val="2E6DA4"/>
         </w:rPr>
-        <w:t>Tabla 2 — PLATAFORMA</w:t>
+        <w:t xml:space="preserve">Tabla 2 — </w:t>
+      </w:r>
+      <w:r>
+        <w:rPr>
+          <w:b/>
+          <w:bCs/>
+          <w:color w:val="2E6DA4"/>
+        </w:rPr>
+        <w:t>PLATAFORMA</w:t>
       </w:r>
     </w:p>
     <w:p>
@@ -1483,12 +1402,6 @@
         <w:gridCol w:w="2727"/>
       </w:tblGrid>
       <w:tr>
-        <w:tblPrEx>
-          <w:tblCellMar>
-            <w:top w:w="0" w:type="dxa"/>
-            <w:bottom w:w="0" w:type="dxa"/>
-          </w:tblCellMar>
-        </w:tblPrEx>
         <w:trPr>
           <w:tblHeader/>
         </w:trPr>
@@ -1626,12 +1539,6 @@
         </w:tc>
       </w:tr>
       <w:tr>
-        <w:tblPrEx>
-          <w:tblCellMar>
-            <w:top w:w="0" w:type="dxa"/>
-            <w:bottom w:w="0" w:type="dxa"/>
-          </w:tblCellMar>
-        </w:tblPrEx>
         <w:tc>
           <w:tcPr>
             <w:tcW w:w="2200" w:type="dxa"/>
@@ -1742,12 +1649,6 @@
         </w:tc>
       </w:tr>
       <w:tr>
-        <w:tblPrEx>
-          <w:tblCellMar>
-            <w:top w:w="0" w:type="dxa"/>
-            <w:bottom w:w="0" w:type="dxa"/>
-          </w:tblCellMar>
-        </w:tblPrEx>
         <w:tc>
           <w:tcPr>
             <w:tcW w:w="2200" w:type="dxa"/>
@@ -1850,12 +1751,6 @@
         </w:tc>
       </w:tr>
       <w:tr>
-        <w:tblPrEx>
-          <w:tblCellMar>
-            <w:top w:w="0" w:type="dxa"/>
-            <w:bottom w:w="0" w:type="dxa"/>
-          </w:tblCellMar>
-        </w:tblPrEx>
         <w:tc>
           <w:tcPr>
             <w:tcW w:w="2200" w:type="dxa"/>
@@ -1958,12 +1853,6 @@
         </w:tc>
       </w:tr>
       <w:tr>
-        <w:tblPrEx>
-          <w:tblCellMar>
-            <w:top w:w="0" w:type="dxa"/>
-            <w:bottom w:w="0" w:type="dxa"/>
-          </w:tblCellMar>
-        </w:tblPrEx>
         <w:tc>
           <w:tcPr>
             <w:tcW w:w="2200" w:type="dxa"/>
@@ -2107,7 +1996,10 @@
         <w:spacing w:before="60" w:after="80"/>
       </w:pPr>
       <w:r>
-        <w:t>Tabla principal del catálogo. Cada videojuego pertenece a un único género (la columna id_genero se usará como clave foránea en la Sección 3).</w:t>
+        <w:t xml:space="preserve">Tabla principal del catálogo. Cada videojuego pertenece a un único género (la columna id_genero se usará como clave foránea en la Sección </w:t>
+      </w:r>
+      <w:r>
+        <w:t>3).</w:t>
       </w:r>
     </w:p>
     <w:p>
@@ -2139,12 +2031,6 @@
         <w:gridCol w:w="2724"/>
       </w:tblGrid>
       <w:tr>
-        <w:tblPrEx>
-          <w:tblCellMar>
-            <w:top w:w="0" w:type="dxa"/>
-            <w:bottom w:w="0" w:type="dxa"/>
-          </w:tblCellMar>
-        </w:tblPrEx>
         <w:trPr>
           <w:tblHeader/>
         </w:trPr>
@@ -2282,12 +2168,6 @@
         </w:tc>
       </w:tr>
       <w:tr>
-        <w:tblPrEx>
-          <w:tblCellMar>
-            <w:top w:w="0" w:type="dxa"/>
-            <w:bottom w:w="0" w:type="dxa"/>
-          </w:tblCellMar>
-        </w:tblPrEx>
         <w:tc>
           <w:tcPr>
             <w:tcW w:w="2200" w:type="dxa"/>
@@ -2398,12 +2278,6 @@
         </w:tc>
       </w:tr>
       <w:tr>
-        <w:tblPrEx>
-          <w:tblCellMar>
-            <w:top w:w="0" w:type="dxa"/>
-            <w:bottom w:w="0" w:type="dxa"/>
-          </w:tblCellMar>
-        </w:tblPrEx>
         <w:tc>
           <w:tcPr>
             <w:tcW w:w="2200" w:type="dxa"/>
@@ -2514,12 +2388,6 @@
         </w:tc>
       </w:tr>
       <w:tr>
-        <w:tblPrEx>
-          <w:tblCellMar>
-            <w:top w:w="0" w:type="dxa"/>
-            <w:bottom w:w="0" w:type="dxa"/>
-          </w:tblCellMar>
-        </w:tblPrEx>
         <w:tc>
           <w:tcPr>
             <w:tcW w:w="2200" w:type="dxa"/>
@@ -2630,12 +2498,6 @@
         </w:tc>
       </w:tr>
       <w:tr>
-        <w:tblPrEx>
-          <w:tblCellMar>
-            <w:top w:w="0" w:type="dxa"/>
-            <w:bottom w:w="0" w:type="dxa"/>
-          </w:tblCellMar>
-        </w:tblPrEx>
         <w:tc>
           <w:tcPr>
             <w:tcW w:w="2200" w:type="dxa"/>
@@ -2713,7 +2575,14 @@
                 <w:sz w:val="20"/>
                 <w:szCs w:val="20"/>
               </w:rPr>
-              <w:t>NOT NULL</w:t>
+              <w:t xml:space="preserve">NOT </w:t>
+            </w:r>
+            <w:r>
+              <w:rPr>
+                <w:sz w:val="20"/>
+                <w:szCs w:val="20"/>
+              </w:rPr>
+              <w:t>NULL</w:t>
             </w:r>
           </w:p>
         </w:tc>
@@ -2746,12 +2615,6 @@
         </w:tc>
       </w:tr>
       <w:tr>
-        <w:tblPrEx>
-          <w:tblCellMar>
-            <w:top w:w="0" w:type="dxa"/>
-            <w:bottom w:w="0" w:type="dxa"/>
-          </w:tblCellMar>
-        </w:tblPrEx>
         <w:tc>
           <w:tcPr>
             <w:tcW w:w="2200" w:type="dxa"/>
@@ -2862,12 +2725,6 @@
         </w:tc>
       </w:tr>
       <w:tr>
-        <w:tblPrEx>
-          <w:tblCellMar>
-            <w:top w:w="0" w:type="dxa"/>
-            <w:bottom w:w="0" w:type="dxa"/>
-          </w:tblCellMar>
-        </w:tblPrEx>
         <w:tc>
           <w:tcPr>
             <w:tcW w:w="2200" w:type="dxa"/>
@@ -3001,7 +2858,10 @@
         <w:spacing w:before="60" w:after="80"/>
       </w:pPr>
       <w:r>
-        <w:t>Tabla intermedia (pivote) que representa la relación many-to-many entre VIDEOJUEGO y PLATAFORMA. La clave primaria es compuesta por los dos campos id. Las claves foráneas se agregarán en la Sección 3.</w:t>
+        <w:t xml:space="preserve">Tabla intermedia (pivote) que representa la relación many-to-many entre VIDEOJUEGO y </w:t>
+      </w:r>
+      <w:r>
+        <w:t>PLATAFORMA. La clave primaria es compuesta por los dos campos id. Las claves foráneas se agregarán en la Sección 3.</w:t>
       </w:r>
     </w:p>
     <w:p>
@@ -3033,12 +2893,6 @@
         <w:gridCol w:w="2800"/>
       </w:tblGrid>
       <w:tr>
-        <w:tblPrEx>
-          <w:tblCellMar>
-            <w:top w:w="0" w:type="dxa"/>
-            <w:bottom w:w="0" w:type="dxa"/>
-          </w:tblCellMar>
-        </w:tblPrEx>
         <w:trPr>
           <w:tblHeader/>
         </w:trPr>
@@ -3176,12 +3030,6 @@
         </w:tc>
       </w:tr>
       <w:tr>
-        <w:tblPrEx>
-          <w:tblCellMar>
-            <w:top w:w="0" w:type="dxa"/>
-            <w:bottom w:w="0" w:type="dxa"/>
-          </w:tblCellMar>
-        </w:tblPrEx>
         <w:tc>
           <w:tcPr>
             <w:tcW w:w="2200" w:type="dxa"/>
@@ -3292,12 +3140,6 @@
         </w:tc>
       </w:tr>
       <w:tr>
-        <w:tblPrEx>
-          <w:tblCellMar>
-            <w:top w:w="0" w:type="dxa"/>
-            <w:bottom w:w="0" w:type="dxa"/>
-          </w:tblCellMar>
-        </w:tblPrEx>
         <w:tc>
           <w:tcPr>
             <w:tcW w:w="2200" w:type="dxa"/>
@@ -3402,18 +3244,19 @@
                 <w:sz w:val="20"/>
                 <w:szCs w:val="20"/>
               </w:rPr>
-              <w:t>FK hacia PLATAFORMA (Sección 3)</w:t>
+              <w:t xml:space="preserve">FK </w:t>
+            </w:r>
+            <w:r>
+              <w:rPr>
+                <w:sz w:val="20"/>
+                <w:szCs w:val="20"/>
+              </w:rPr>
+              <w:t>hacia PLATAFORMA (Sección 3)</w:t>
             </w:r>
           </w:p>
         </w:tc>
       </w:tr>
       <w:tr>
-        <w:tblPrEx>
-          <w:tblCellMar>
-            <w:top w:w="0" w:type="dxa"/>
-            <w:bottom w:w="0" w:type="dxa"/>
-          </w:tblCellMar>
-        </w:tblPrEx>
         <w:tc>
           <w:tcPr>
             <w:tcW w:w="2200" w:type="dxa"/>
@@ -3571,12 +3414,6 @@
         <w:gridCol w:w="2160"/>
       </w:tblGrid>
       <w:tr>
-        <w:tblPrEx>
-          <w:tblCellMar>
-            <w:top w:w="0" w:type="dxa"/>
-            <w:bottom w:w="0" w:type="dxa"/>
-          </w:tblCellMar>
-        </w:tblPrEx>
         <w:tc>
           <w:tcPr>
             <w:tcW w:w="7200" w:type="dxa"/>
@@ -3693,7 +3530,10 @@
         <w:t xml:space="preserve">. </w:t>
       </w:r>
       <w:r>
-        <w:t>Respeta el orden de inserción para no violar restricciones de integridad referencial.</w:t>
+        <w:t>Respeta el orden de inserción para no violar</w:t>
+      </w:r>
+      <w:r>
+        <w:t xml:space="preserve"> restricciones de integridad referencial.</w:t>
       </w:r>
       <w:r>
         <w:t xml:space="preserve"> La evidencia es un “</w:t>
@@ -3726,19 +3566,45 @@
     </w:p>
     <w:p>
       <w:pPr>
-        <w:spacing w:before="60" w:after="80"/>
-      </w:pPr>
-      <w:r>
-        <w:rPr>
-          <w:highlight w:val="yellow"/>
-        </w:rPr>
-        <w:t>COLOCAR AQUÍ EVIDENCIA</w:t>
-      </w:r>
-    </w:p>
-    <w:p>
-      <w:pPr>
         <w:spacing w:before="60" w:after="60"/>
       </w:pPr>
+      <w:r>
+        <w:drawing>
+          <wp:inline distT="0" distB="0" distL="0" distR="0" wp14:anchorId="42E0AEDD" wp14:editId="2212C376">
+            <wp:extent cx="6172200" cy="1391920"/>
+            <wp:effectExtent l="0" t="0" r="0" b="0"/>
+            <wp:docPr id="1" name="Imagen 1"/>
+            <wp:cNvGraphicFramePr>
+              <a:graphicFrameLocks xmlns:a="http://schemas.openxmlformats.org/drawingml/2006/main" noChangeAspect="1"/>
+            </wp:cNvGraphicFramePr>
+            <a:graphic xmlns:a="http://schemas.openxmlformats.org/drawingml/2006/main">
+              <a:graphicData uri="http://schemas.openxmlformats.org/drawingml/2006/picture">
+                <pic:pic xmlns:pic="http://schemas.openxmlformats.org/drawingml/2006/picture">
+                  <pic:nvPicPr>
+                    <pic:cNvPr id="1" name=""/>
+                    <pic:cNvPicPr/>
+                  </pic:nvPicPr>
+                  <pic:blipFill>
+                    <a:blip r:embed="rId7"/>
+                    <a:stretch>
+                      <a:fillRect/>
+                    </a:stretch>
+                  </pic:blipFill>
+                  <pic:spPr>
+                    <a:xfrm>
+                      <a:off x="0" y="0"/>
+                      <a:ext cx="6172200" cy="1391920"/>
+                    </a:xfrm>
+                    <a:prstGeom prst="rect">
+                      <a:avLst/>
+                    </a:prstGeom>
+                  </pic:spPr>
+                </pic:pic>
+              </a:graphicData>
+            </a:graphic>
+          </wp:inline>
+        </w:drawing>
+      </w:r>
     </w:p>
     <w:p>
       <w:pPr>
@@ -3755,6 +3621,9 @@
     </w:p>
     <w:p>
       <w:pPr>
+        <w:tabs>
+          <w:tab w:val="left" w:pos="3345"/>
+        </w:tabs>
         <w:spacing w:before="60" w:after="80"/>
       </w:pPr>
       <w:r>
@@ -3762,6 +3631,57 @@
           <w:highlight w:val="yellow"/>
         </w:rPr>
         <w:t>COLOCAR AQUÍ EVIDENCIA</w:t>
+      </w:r>
+      <w:r>
+        <w:rPr>
+          <w:highlight w:val="yellow"/>
+        </w:rPr>
+        <w:tab/>
+      </w:r>
+    </w:p>
+    <w:p>
+      <w:pPr>
+        <w:tabs>
+          <w:tab w:val="left" w:pos="3345"/>
+        </w:tabs>
+        <w:spacing w:before="60" w:after="80"/>
+      </w:pPr>
+      <w:r>
+        <w:drawing>
+          <wp:inline distT="0" distB="0" distL="0" distR="0" wp14:anchorId="64EE0DD7" wp14:editId="1B7D3A54">
+            <wp:extent cx="6172200" cy="1167765"/>
+            <wp:effectExtent l="0" t="0" r="0" b="0"/>
+            <wp:docPr id="2" name="Imagen 2"/>
+            <wp:cNvGraphicFramePr>
+              <a:graphicFrameLocks xmlns:a="http://schemas.openxmlformats.org/drawingml/2006/main" noChangeAspect="1"/>
+            </wp:cNvGraphicFramePr>
+            <a:graphic xmlns:a="http://schemas.openxmlformats.org/drawingml/2006/main">
+              <a:graphicData uri="http://schemas.openxmlformats.org/drawingml/2006/picture">
+                <pic:pic xmlns:pic="http://schemas.openxmlformats.org/drawingml/2006/picture">
+                  <pic:nvPicPr>
+                    <pic:cNvPr id="1" name=""/>
+                    <pic:cNvPicPr/>
+                  </pic:nvPicPr>
+                  <pic:blipFill>
+                    <a:blip r:embed="rId8"/>
+                    <a:stretch>
+                      <a:fillRect/>
+                    </a:stretch>
+                  </pic:blipFill>
+                  <pic:spPr>
+                    <a:xfrm>
+                      <a:off x="0" y="0"/>
+                      <a:ext cx="6172200" cy="1167765"/>
+                    </a:xfrm>
+                    <a:prstGeom prst="rect">
+                      <a:avLst/>
+                    </a:prstGeom>
+                  </pic:spPr>
+                </pic:pic>
+              </a:graphicData>
+            </a:graphic>
+          </wp:inline>
+        </w:drawing>
       </w:r>
     </w:p>
     <w:p>
@@ -3795,6 +3715,48 @@
     </w:p>
     <w:p>
       <w:pPr>
+        <w:spacing w:before="60" w:after="80"/>
+      </w:pPr>
+      <w:r>
+        <w:drawing>
+          <wp:inline distT="0" distB="0" distL="0" distR="0" wp14:anchorId="074308C2" wp14:editId="0229CA3C">
+            <wp:extent cx="6172200" cy="1470660"/>
+            <wp:effectExtent l="0" t="0" r="0" b="0"/>
+            <wp:docPr id="3" name="Imagen 3"/>
+            <wp:cNvGraphicFramePr>
+              <a:graphicFrameLocks xmlns:a="http://schemas.openxmlformats.org/drawingml/2006/main" noChangeAspect="1"/>
+            </wp:cNvGraphicFramePr>
+            <a:graphic xmlns:a="http://schemas.openxmlformats.org/drawingml/2006/main">
+              <a:graphicData uri="http://schemas.openxmlformats.org/drawingml/2006/picture">
+                <pic:pic xmlns:pic="http://schemas.openxmlformats.org/drawingml/2006/picture">
+                  <pic:nvPicPr>
+                    <pic:cNvPr id="1" name=""/>
+                    <pic:cNvPicPr/>
+                  </pic:nvPicPr>
+                  <pic:blipFill>
+                    <a:blip r:embed="rId9"/>
+                    <a:stretch>
+                      <a:fillRect/>
+                    </a:stretch>
+                  </pic:blipFill>
+                  <pic:spPr>
+                    <a:xfrm>
+                      <a:off x="0" y="0"/>
+                      <a:ext cx="6172200" cy="1470660"/>
+                    </a:xfrm>
+                    <a:prstGeom prst="rect">
+                      <a:avLst/>
+                    </a:prstGeom>
+                  </pic:spPr>
+                </pic:pic>
+              </a:graphicData>
+            </a:graphic>
+          </wp:inline>
+        </w:drawing>
+      </w:r>
+    </w:p>
+    <w:p>
+      <w:pPr>
         <w:spacing w:before="60" w:after="60"/>
       </w:pPr>
     </w:p>
@@ -3808,7 +3770,15 @@
           <w:bCs/>
           <w:color w:val="2E6DA4"/>
         </w:rPr>
-        <w:t>VIDEOJUEGO_PLATAFORMA — 10 registros</w:t>
+        <w:t xml:space="preserve">VIDEOJUEGO_PLATAFORMA — </w:t>
+      </w:r>
+      <w:r>
+        <w:rPr>
+          <w:b/>
+          <w:bCs/>
+          <w:color w:val="2E6DA4"/>
+        </w:rPr>
+        <w:t>10 registros</w:t>
       </w:r>
     </w:p>
     <w:p>
@@ -3824,14 +3794,58 @@
     </w:p>
     <w:p>
       <w:pPr>
+        <w:spacing w:before="60" w:after="80"/>
+      </w:pPr>
+      <w:r>
+        <w:lastRenderedPageBreak/>
+        <w:drawing>
+          <wp:inline distT="0" distB="0" distL="0" distR="0" wp14:anchorId="3DE9C5FA" wp14:editId="4C5CE5DB">
+            <wp:extent cx="2943636" cy="2476846"/>
+            <wp:effectExtent l="0" t="0" r="9525" b="0"/>
+            <wp:docPr id="4" name="Imagen 4"/>
+            <wp:cNvGraphicFramePr>
+              <a:graphicFrameLocks xmlns:a="http://schemas.openxmlformats.org/drawingml/2006/main" noChangeAspect="1"/>
+            </wp:cNvGraphicFramePr>
+            <a:graphic xmlns:a="http://schemas.openxmlformats.org/drawingml/2006/main">
+              <a:graphicData uri="http://schemas.openxmlformats.org/drawingml/2006/picture">
+                <pic:pic xmlns:pic="http://schemas.openxmlformats.org/drawingml/2006/picture">
+                  <pic:nvPicPr>
+                    <pic:cNvPr id="1" name=""/>
+                    <pic:cNvPicPr/>
+                  </pic:nvPicPr>
+                  <pic:blipFill>
+                    <a:blip r:embed="rId10"/>
+                    <a:stretch>
+                      <a:fillRect/>
+                    </a:stretch>
+                  </pic:blipFill>
+                  <pic:spPr>
+                    <a:xfrm>
+                      <a:off x="0" y="0"/>
+                      <a:ext cx="2943636" cy="2476846"/>
+                    </a:xfrm>
+                    <a:prstGeom prst="rect">
+                      <a:avLst/>
+                    </a:prstGeom>
+                  </pic:spPr>
+                </pic:pic>
+              </a:graphicData>
+            </a:graphic>
+          </wp:inline>
+        </w:drawing>
+      </w:r>
+    </w:p>
+    <w:p>
+      <w:pPr>
+        <w:spacing w:before="60" w:after="80"/>
+      </w:pPr>
+    </w:p>
+    <w:p>
+      <w:pPr>
         <w:spacing w:before="60" w:after="60"/>
       </w:pPr>
     </w:p>
-    <w:p>
-      <w:r>
-        <w:br w:type="page"/>
-      </w:r>
-    </w:p>
+    <w:p/>
     <w:tbl>
       <w:tblPr>
         <w:tblW w:w="9360" w:type="dxa"/>
@@ -3854,12 +3868,6 @@
         <w:gridCol w:w="2160"/>
       </w:tblGrid>
       <w:tr>
-        <w:tblPrEx>
-          <w:tblCellMar>
-            <w:top w:w="0" w:type="dxa"/>
-            <w:bottom w:w="0" w:type="dxa"/>
-          </w:tblCellMar>
-        </w:tblPrEx>
         <w:tc>
           <w:tcPr>
             <w:tcW w:w="7200" w:type="dxa"/>
@@ -3886,7 +3894,6 @@
                 <w:sz w:val="24"/>
                 <w:szCs w:val="24"/>
               </w:rPr>
-              <w:lastRenderedPageBreak/>
               <w:t>SECCIÓN 3 — Creación de Relaciones</w:t>
             </w:r>
           </w:p>
@@ -3920,17 +3927,7 @@
                 <w:sz w:val="26"/>
                 <w:szCs w:val="26"/>
               </w:rPr>
-              <w:t>20</w:t>
-            </w:r>
-            <w:r>
-              <w:rPr>
-                <w:b/>
-                <w:bCs/>
-                <w:color w:val="FFFFFF"/>
-                <w:sz w:val="26"/>
-                <w:szCs w:val="26"/>
-              </w:rPr>
-              <w:t>%</w:t>
+              <w:t>20%</w:t>
             </w:r>
           </w:p>
         </w:tc>
@@ -3961,7 +3958,10 @@
         <w:spacing w:before="60" w:after="80"/>
       </w:pPr>
       <w:r>
-        <w:t>Agrega las claves foráneas (FOREIGN KEY) que relacionan las tablas creadas en la Sección 1. Debes implementar exactamente las dos relaciones indicadas a continuación.</w:t>
+        <w:t xml:space="preserve">Agrega las claves foráneas (FOREIGN KEY) que relacionan las tablas creadas en la Sección 1. Debes implementar exactamente las dos relaciones indicadas a </w:t>
+      </w:r>
+      <w:r>
+        <w:t>continuación.</w:t>
       </w:r>
     </w:p>
     <w:p>
@@ -4013,12 +4013,6 @@
         <w:gridCol w:w="3480"/>
       </w:tblGrid>
       <w:tr>
-        <w:tblPrEx>
-          <w:tblCellMar>
-            <w:top w:w="0" w:type="dxa"/>
-            <w:bottom w:w="0" w:type="dxa"/>
-          </w:tblCellMar>
-        </w:tblPrEx>
         <w:trPr>
           <w:tblHeader/>
         </w:trPr>
@@ -4123,12 +4117,6 @@
         </w:tc>
       </w:tr>
       <w:tr>
-        <w:tblPrEx>
-          <w:tblCellMar>
-            <w:top w:w="0" w:type="dxa"/>
-            <w:bottom w:w="0" w:type="dxa"/>
-          </w:tblCellMar>
-        </w:tblPrEx>
         <w:tc>
           <w:tcPr>
             <w:tcW w:w="2400" w:type="dxa"/>
@@ -4212,12 +4200,6 @@
         </w:tc>
       </w:tr>
       <w:tr>
-        <w:tblPrEx>
-          <w:tblCellMar>
-            <w:top w:w="0" w:type="dxa"/>
-            <w:bottom w:w="0" w:type="dxa"/>
-          </w:tblCellMar>
-        </w:tblPrEx>
         <w:tc>
           <w:tcPr>
             <w:tcW w:w="2400" w:type="dxa"/>
@@ -4310,6 +4292,48 @@
           <w:highlight w:val="yellow"/>
         </w:rPr>
         <w:t>PONER EVIDENCIA RELACION 1</w:t>
+      </w:r>
+    </w:p>
+    <w:p>
+      <w:pPr>
+        <w:spacing w:before="60" w:after="60"/>
+      </w:pPr>
+      <w:r>
+        <w:drawing>
+          <wp:inline distT="0" distB="0" distL="0" distR="0" wp14:anchorId="556DFF1E" wp14:editId="4D5A7542">
+            <wp:extent cx="6172200" cy="934720"/>
+            <wp:effectExtent l="0" t="0" r="0" b="0"/>
+            <wp:docPr id="5" name="Imagen 5"/>
+            <wp:cNvGraphicFramePr>
+              <a:graphicFrameLocks xmlns:a="http://schemas.openxmlformats.org/drawingml/2006/main" noChangeAspect="1"/>
+            </wp:cNvGraphicFramePr>
+            <a:graphic xmlns:a="http://schemas.openxmlformats.org/drawingml/2006/main">
+              <a:graphicData uri="http://schemas.openxmlformats.org/drawingml/2006/picture">
+                <pic:pic xmlns:pic="http://schemas.openxmlformats.org/drawingml/2006/picture">
+                  <pic:nvPicPr>
+                    <pic:cNvPr id="1" name=""/>
+                    <pic:cNvPicPr/>
+                  </pic:nvPicPr>
+                  <pic:blipFill>
+                    <a:blip r:embed="rId11"/>
+                    <a:stretch>
+                      <a:fillRect/>
+                    </a:stretch>
+                  </pic:blipFill>
+                  <pic:spPr>
+                    <a:xfrm>
+                      <a:off x="0" y="0"/>
+                      <a:ext cx="6172200" cy="934720"/>
+                    </a:xfrm>
+                    <a:prstGeom prst="rect">
+                      <a:avLst/>
+                    </a:prstGeom>
+                  </pic:spPr>
+                </pic:pic>
+              </a:graphicData>
+            </a:graphic>
+          </wp:inline>
+        </w:drawing>
       </w:r>
     </w:p>
     <w:p>
@@ -4330,7 +4354,10 @@
         <w:spacing w:before="60" w:after="80"/>
       </w:pPr>
       <w:r>
-        <w:t>Un videojuego puede estar en muchas plataformas y una plataforma puede tener muchos videojuegos. Esta relación se implementa a través de la tabla pivote VIDEOJUEGO_PLATAFORMA, por lo que debes crear dos claves foráneas:</w:t>
+        <w:t xml:space="preserve">Un videojuego puede estar en muchas plataformas y una plataforma puede tener muchos videojuegos. Esta relación se implementa a través de la </w:t>
+      </w:r>
+      <w:r>
+        <w:t>tabla pivote VIDEOJUEGO_PLATAFORMA, por lo que debes crear dos claves foráneas:</w:t>
       </w:r>
     </w:p>
     <w:p>
@@ -4347,6 +4374,7 @@
           <w:b/>
           <w:bCs/>
         </w:rPr>
+        <w:lastRenderedPageBreak/>
         <w:t>FK 1 — VIDEOJUEGO_PLATAFORMA referencia a VIDEOJUEGO:</w:t>
       </w:r>
     </w:p>
@@ -4373,12 +4401,6 @@
         <w:gridCol w:w="3480"/>
       </w:tblGrid>
       <w:tr>
-        <w:tblPrEx>
-          <w:tblCellMar>
-            <w:top w:w="0" w:type="dxa"/>
-            <w:bottom w:w="0" w:type="dxa"/>
-          </w:tblCellMar>
-        </w:tblPrEx>
         <w:trPr>
           <w:tblHeader/>
         </w:trPr>
@@ -4483,12 +4505,6 @@
         </w:tc>
       </w:tr>
       <w:tr>
-        <w:tblPrEx>
-          <w:tblCellMar>
-            <w:top w:w="0" w:type="dxa"/>
-            <w:bottom w:w="0" w:type="dxa"/>
-          </w:tblCellMar>
-        </w:tblPrEx>
         <w:tc>
           <w:tcPr>
             <w:tcW w:w="2400" w:type="dxa"/>
@@ -4572,12 +4588,6 @@
         </w:tc>
       </w:tr>
       <w:tr>
-        <w:tblPrEx>
-          <w:tblCellMar>
-            <w:top w:w="0" w:type="dxa"/>
-            <w:bottom w:w="0" w:type="dxa"/>
-          </w:tblCellMar>
-        </w:tblPrEx>
         <w:tc>
           <w:tcPr>
             <w:tcW w:w="2400" w:type="dxa"/>
@@ -4701,12 +4711,6 @@
         <w:gridCol w:w="3480"/>
       </w:tblGrid>
       <w:tr>
-        <w:tblPrEx>
-          <w:tblCellMar>
-            <w:top w:w="0" w:type="dxa"/>
-            <w:bottom w:w="0" w:type="dxa"/>
-          </w:tblCellMar>
-        </w:tblPrEx>
         <w:trPr>
           <w:tblHeader/>
         </w:trPr>
@@ -4811,12 +4815,6 @@
         </w:tc>
       </w:tr>
       <w:tr>
-        <w:tblPrEx>
-          <w:tblCellMar>
-            <w:top w:w="0" w:type="dxa"/>
-            <w:bottom w:w="0" w:type="dxa"/>
-          </w:tblCellMar>
-        </w:tblPrEx>
         <w:tc>
           <w:tcPr>
             <w:tcW w:w="2400" w:type="dxa"/>
@@ -4900,12 +4898,6 @@
         </w:tc>
       </w:tr>
       <w:tr>
-        <w:tblPrEx>
-          <w:tblCellMar>
-            <w:top w:w="0" w:type="dxa"/>
-            <w:bottom w:w="0" w:type="dxa"/>
-          </w:tblCellMar>
-        </w:tblPrEx>
         <w:tc>
           <w:tcPr>
             <w:tcW w:w="2400" w:type="dxa"/>
@@ -5006,6 +4998,48 @@
       </w:r>
       <w:r>
         <w:t>2</w:t>
+      </w:r>
+    </w:p>
+    <w:p>
+      <w:pPr>
+        <w:spacing w:before="60" w:after="60"/>
+      </w:pPr>
+      <w:r>
+        <w:drawing>
+          <wp:inline distT="0" distB="0" distL="0" distR="0" wp14:anchorId="5A8B4BA0" wp14:editId="0ED3C717">
+            <wp:extent cx="6172200" cy="1592580"/>
+            <wp:effectExtent l="0" t="0" r="0" b="7620"/>
+            <wp:docPr id="6" name="Imagen 6"/>
+            <wp:cNvGraphicFramePr>
+              <a:graphicFrameLocks xmlns:a="http://schemas.openxmlformats.org/drawingml/2006/main" noChangeAspect="1"/>
+            </wp:cNvGraphicFramePr>
+            <a:graphic xmlns:a="http://schemas.openxmlformats.org/drawingml/2006/main">
+              <a:graphicData uri="http://schemas.openxmlformats.org/drawingml/2006/picture">
+                <pic:pic xmlns:pic="http://schemas.openxmlformats.org/drawingml/2006/picture">
+                  <pic:nvPicPr>
+                    <pic:cNvPr id="1" name=""/>
+                    <pic:cNvPicPr/>
+                  </pic:nvPicPr>
+                  <pic:blipFill>
+                    <a:blip r:embed="rId12"/>
+                    <a:stretch>
+                      <a:fillRect/>
+                    </a:stretch>
+                  </pic:blipFill>
+                  <pic:spPr>
+                    <a:xfrm>
+                      <a:off x="0" y="0"/>
+                      <a:ext cx="6172200" cy="1592580"/>
+                    </a:xfrm>
+                    <a:prstGeom prst="rect">
+                      <a:avLst/>
+                    </a:prstGeom>
+                  </pic:spPr>
+                </pic:pic>
+              </a:graphicData>
+            </a:graphic>
+          </wp:inline>
+        </w:drawing>
       </w:r>
     </w:p>
     <w:p/>
@@ -5019,7 +5053,9 @@
           <w:highlight w:val="yellow"/>
         </w:rPr>
       </w:pPr>
-      <w:r>
+    </w:p>
+    <w:p>
+      <w:pPr>
         <w:rPr>
           <w:b/>
           <w:bCs/>
@@ -5027,8 +5063,7 @@
           <w:szCs w:val="36"/>
           <w:highlight w:val="yellow"/>
         </w:rPr>
-        <w:br w:type="page"/>
-      </w:r>
+      </w:pPr>
     </w:p>
     <w:p>
       <w:pPr>
@@ -5048,7 +5083,6 @@
           <w:szCs w:val="36"/>
           <w:highlight w:val="yellow"/>
         </w:rPr>
-        <w:lastRenderedPageBreak/>
         <w:t>PONER EVIDENCIA DEL DISEÑADOR</w:t>
       </w:r>
       <w:r>
@@ -5066,6 +5100,44 @@
     <w:p>
       <w:r>
         <w:br w:type="page"/>
+      </w:r>
+      <w:r>
+        <w:lastRenderedPageBreak/>
+        <w:drawing>
+          <wp:inline distT="0" distB="0" distL="0" distR="0" wp14:anchorId="5E95BBB5" wp14:editId="71F6614B">
+            <wp:extent cx="6172200" cy="2870835"/>
+            <wp:effectExtent l="0" t="0" r="0" b="5715"/>
+            <wp:docPr id="7" name="Imagen 7"/>
+            <wp:cNvGraphicFramePr>
+              <a:graphicFrameLocks xmlns:a="http://schemas.openxmlformats.org/drawingml/2006/main" noChangeAspect="1"/>
+            </wp:cNvGraphicFramePr>
+            <a:graphic xmlns:a="http://schemas.openxmlformats.org/drawingml/2006/main">
+              <a:graphicData uri="http://schemas.openxmlformats.org/drawingml/2006/picture">
+                <pic:pic xmlns:pic="http://schemas.openxmlformats.org/drawingml/2006/picture">
+                  <pic:nvPicPr>
+                    <pic:cNvPr id="1" name=""/>
+                    <pic:cNvPicPr/>
+                  </pic:nvPicPr>
+                  <pic:blipFill>
+                    <a:blip r:embed="rId13"/>
+                    <a:stretch>
+                      <a:fillRect/>
+                    </a:stretch>
+                  </pic:blipFill>
+                  <pic:spPr>
+                    <a:xfrm>
+                      <a:off x="0" y="0"/>
+                      <a:ext cx="6172200" cy="2870835"/>
+                    </a:xfrm>
+                    <a:prstGeom prst="rect">
+                      <a:avLst/>
+                    </a:prstGeom>
+                  </pic:spPr>
+                </pic:pic>
+              </a:graphicData>
+            </a:graphic>
+          </wp:inline>
+        </w:drawing>
       </w:r>
     </w:p>
     <w:p/>
@@ -5091,12 +5163,6 @@
         <w:gridCol w:w="2160"/>
       </w:tblGrid>
       <w:tr>
-        <w:tblPrEx>
-          <w:tblCellMar>
-            <w:top w:w="0" w:type="dxa"/>
-            <w:bottom w:w="0" w:type="dxa"/>
-          </w:tblCellMar>
-        </w:tblPrEx>
         <w:tc>
           <w:tcPr>
             <w:tcW w:w="7200" w:type="dxa"/>
@@ -5207,7 +5273,10 @@
         <w:spacing w:before="60" w:after="80"/>
       </w:pPr>
       <w:r>
-        <w:t>Escribe las 5 consultas indicadas. Cada consulta debe ejecutarse correctamente con los datos que insertaste en la Sección 2. Coloca un comentario antes de cada una indicando su número y propósito.</w:t>
+        <w:t xml:space="preserve">Escribe las 5 consultas indicadas. Cada consulta debe ejecutarse correctamente con los datos que insertaste en la Sección 2. Coloca </w:t>
+      </w:r>
+      <w:r>
+        <w:t>un comentario antes de cada una indicando su número y propósito.</w:t>
       </w:r>
     </w:p>
     <w:p>
@@ -5249,7 +5318,10 @@
         <w:spacing w:before="60" w:after="80"/>
       </w:pPr>
       <w:r>
-        <w:t>Muestra el título, desarrolladora y precio de todos los videojuegos cuyo precio sea mayor a $50.00 USD. Ordena los resultados de mayor a menor precio.</w:t>
+        <w:t>Muestra el título, desarrolladora y precio de todos los videojuegos cuyo precio sea mayor a $50.00 USD. Ordena los resultados de m</w:t>
+      </w:r>
+      <w:r>
+        <w:t>ayor a menor precio.</w:t>
       </w:r>
     </w:p>
     <w:p>
@@ -5279,12 +5351,6 @@
         <w:gridCol w:w="6360"/>
       </w:tblGrid>
       <w:tr>
-        <w:tblPrEx>
-          <w:tblCellMar>
-            <w:top w:w="0" w:type="dxa"/>
-            <w:bottom w:w="0" w:type="dxa"/>
-          </w:tblCellMar>
-        </w:tblPrEx>
         <w:trPr>
           <w:tblHeader/>
         </w:trPr>
@@ -5356,12 +5422,6 @@
         </w:tc>
       </w:tr>
       <w:tr>
-        <w:tblPrEx>
-          <w:tblCellMar>
-            <w:top w:w="0" w:type="dxa"/>
-            <w:bottom w:w="0" w:type="dxa"/>
-          </w:tblCellMar>
-        </w:tblPrEx>
         <w:tc>
           <w:tcPr>
             <w:tcW w:w="3000" w:type="dxa"/>
@@ -5418,12 +5478,6 @@
         </w:tc>
       </w:tr>
       <w:tr>
-        <w:tblPrEx>
-          <w:tblCellMar>
-            <w:top w:w="0" w:type="dxa"/>
-            <w:bottom w:w="0" w:type="dxa"/>
-          </w:tblCellMar>
-        </w:tblPrEx>
         <w:tc>
           <w:tcPr>
             <w:tcW w:w="3000" w:type="dxa"/>
@@ -5480,12 +5534,6 @@
         </w:tc>
       </w:tr>
       <w:tr>
-        <w:tblPrEx>
-          <w:tblCellMar>
-            <w:top w:w="0" w:type="dxa"/>
-            <w:bottom w:w="0" w:type="dxa"/>
-          </w:tblCellMar>
-        </w:tblPrEx>
         <w:tc>
           <w:tcPr>
             <w:tcW w:w="3000" w:type="dxa"/>
@@ -5542,12 +5590,6 @@
         </w:tc>
       </w:tr>
       <w:tr>
-        <w:tblPrEx>
-          <w:tblCellMar>
-            <w:top w:w="0" w:type="dxa"/>
-            <w:bottom w:w="0" w:type="dxa"/>
-          </w:tblCellMar>
-        </w:tblPrEx>
         <w:tc>
           <w:tcPr>
             <w:tcW w:w="3000" w:type="dxa"/>
@@ -5624,6 +5666,44 @@
       <w:pPr>
         <w:spacing w:before="60" w:after="60"/>
       </w:pPr>
+      <w:r>
+        <w:lastRenderedPageBreak/>
+        <w:drawing>
+          <wp:inline distT="0" distB="0" distL="0" distR="0" wp14:anchorId="4826458E" wp14:editId="2BCCF0FC">
+            <wp:extent cx="6172200" cy="2504440"/>
+            <wp:effectExtent l="0" t="0" r="0" b="0"/>
+            <wp:docPr id="8" name="Imagen 8"/>
+            <wp:cNvGraphicFramePr>
+              <a:graphicFrameLocks xmlns:a="http://schemas.openxmlformats.org/drawingml/2006/main" noChangeAspect="1"/>
+            </wp:cNvGraphicFramePr>
+            <a:graphic xmlns:a="http://schemas.openxmlformats.org/drawingml/2006/main">
+              <a:graphicData uri="http://schemas.openxmlformats.org/drawingml/2006/picture">
+                <pic:pic xmlns:pic="http://schemas.openxmlformats.org/drawingml/2006/picture">
+                  <pic:nvPicPr>
+                    <pic:cNvPr id="1" name=""/>
+                    <pic:cNvPicPr/>
+                  </pic:nvPicPr>
+                  <pic:blipFill>
+                    <a:blip r:embed="rId14"/>
+                    <a:stretch>
+                      <a:fillRect/>
+                    </a:stretch>
+                  </pic:blipFill>
+                  <pic:spPr>
+                    <a:xfrm>
+                      <a:off x="0" y="0"/>
+                      <a:ext cx="6172200" cy="2504440"/>
+                    </a:xfrm>
+                    <a:prstGeom prst="rect">
+                      <a:avLst/>
+                    </a:prstGeom>
+                  </pic:spPr>
+                </pic:pic>
+              </a:graphicData>
+            </a:graphic>
+          </wp:inline>
+        </w:drawing>
+      </w:r>
     </w:p>
     <w:p>
       <w:pPr>
@@ -5659,7 +5739,10 @@
         <w:spacing w:before="60" w:after="80"/>
       </w:pPr>
       <w:r>
-        <w:t>Lista el título, desarrolladora y año de lanzamiento de todos los videojuegos que hayan sido lanzados entre 2021 y 2023 (ambos inclusive) O que pertenezcan a la desarrolladora 'CD Projekt Red'. Ordena por año de forma ascendente.</w:t>
+        <w:t xml:space="preserve">Lista el título, </w:t>
+      </w:r>
+      <w:r>
+        <w:t>desarrolladora y año de lanzamiento de todos los videojuegos que hayan sido lanzados entre 2021 y 2023 (ambos inclusive) O que pertenezcan a la desarrolladora 'CD Projekt Red'. Ordena por año de forma ascendente.</w:t>
       </w:r>
     </w:p>
     <w:p>
@@ -5679,6 +5762,48 @@
       </w:r>
       <w:r>
         <w:t>2</w:t>
+      </w:r>
+    </w:p>
+    <w:p>
+      <w:pPr>
+        <w:spacing w:before="60" w:after="60"/>
+      </w:pPr>
+      <w:r>
+        <w:drawing>
+          <wp:inline distT="0" distB="0" distL="0" distR="0" wp14:anchorId="2FD684BE" wp14:editId="0DF974DA">
+            <wp:extent cx="6172200" cy="1862455"/>
+            <wp:effectExtent l="0" t="0" r="0" b="4445"/>
+            <wp:docPr id="9" name="Imagen 9"/>
+            <wp:cNvGraphicFramePr>
+              <a:graphicFrameLocks xmlns:a="http://schemas.openxmlformats.org/drawingml/2006/main" noChangeAspect="1"/>
+            </wp:cNvGraphicFramePr>
+            <a:graphic xmlns:a="http://schemas.openxmlformats.org/drawingml/2006/main">
+              <a:graphicData uri="http://schemas.openxmlformats.org/drawingml/2006/picture">
+                <pic:pic xmlns:pic="http://schemas.openxmlformats.org/drawingml/2006/picture">
+                  <pic:nvPicPr>
+                    <pic:cNvPr id="1" name=""/>
+                    <pic:cNvPicPr/>
+                  </pic:nvPicPr>
+                  <pic:blipFill>
+                    <a:blip r:embed="rId15"/>
+                    <a:stretch>
+                      <a:fillRect/>
+                    </a:stretch>
+                  </pic:blipFill>
+                  <pic:spPr>
+                    <a:xfrm>
+                      <a:off x="0" y="0"/>
+                      <a:ext cx="6172200" cy="1862455"/>
+                    </a:xfrm>
+                    <a:prstGeom prst="rect">
+                      <a:avLst/>
+                    </a:prstGeom>
+                  </pic:spPr>
+                </pic:pic>
+              </a:graphicData>
+            </a:graphic>
+          </wp:inline>
+        </w:drawing>
       </w:r>
     </w:p>
     <w:p>
@@ -5708,12 +5833,6 @@
         <w:gridCol w:w="6360"/>
       </w:tblGrid>
       <w:tr>
-        <w:tblPrEx>
-          <w:tblCellMar>
-            <w:top w:w="0" w:type="dxa"/>
-            <w:bottom w:w="0" w:type="dxa"/>
-          </w:tblCellMar>
-        </w:tblPrEx>
         <w:trPr>
           <w:tblHeader/>
         </w:trPr>
@@ -5779,18 +5898,22 @@
                 <w:sz w:val="20"/>
                 <w:szCs w:val="20"/>
               </w:rPr>
-              <w:t>Detalle</w:t>
+              <w:t>Deta</w:t>
+            </w:r>
+            <w:r>
+              <w:rPr>
+                <w:b/>
+                <w:bCs/>
+                <w:color w:val="FFFFFF"/>
+                <w:sz w:val="20"/>
+                <w:szCs w:val="20"/>
+              </w:rPr>
+              <w:t>lle</w:t>
             </w:r>
           </w:p>
         </w:tc>
       </w:tr>
       <w:tr>
-        <w:tblPrEx>
-          <w:tblCellMar>
-            <w:top w:w="0" w:type="dxa"/>
-            <w:bottom w:w="0" w:type="dxa"/>
-          </w:tblCellMar>
-        </w:tblPrEx>
         <w:tc>
           <w:tcPr>
             <w:tcW w:w="3000" w:type="dxa"/>
@@ -5847,12 +5970,6 @@
         </w:tc>
       </w:tr>
       <w:tr>
-        <w:tblPrEx>
-          <w:tblCellMar>
-            <w:top w:w="0" w:type="dxa"/>
-            <w:bottom w:w="0" w:type="dxa"/>
-          </w:tblCellMar>
-        </w:tblPrEx>
         <w:tc>
           <w:tcPr>
             <w:tcW w:w="3000" w:type="dxa"/>
@@ -5909,12 +6026,6 @@
         </w:tc>
       </w:tr>
       <w:tr>
-        <w:tblPrEx>
-          <w:tblCellMar>
-            <w:top w:w="0" w:type="dxa"/>
-            <w:bottom w:w="0" w:type="dxa"/>
-          </w:tblCellMar>
-        </w:tblPrEx>
         <w:tc>
           <w:tcPr>
             <w:tcW w:w="3000" w:type="dxa"/>
@@ -5971,54 +6082,12 @@
                 <w:szCs w:val="20"/>
                 <w:lang w:val="en-US"/>
               </w:rPr>
-              <w:t xml:space="preserve">BETWEEN 2021 AND 2023  OR  </w:t>
-            </w:r>
-            <w:proofErr w:type="spellStart"/>
-            <w:r>
-              <w:rPr>
-                <w:sz w:val="20"/>
-                <w:szCs w:val="20"/>
-                <w:lang w:val="en-US"/>
-              </w:rPr>
-              <w:t>desarrolladora</w:t>
-            </w:r>
-            <w:proofErr w:type="spellEnd"/>
-            <w:r>
-              <w:rPr>
-                <w:sz w:val="20"/>
-                <w:szCs w:val="20"/>
-                <w:lang w:val="en-US"/>
-              </w:rPr>
-              <w:t xml:space="preserve"> = 'CD </w:t>
-            </w:r>
-            <w:proofErr w:type="spellStart"/>
-            <w:r>
-              <w:rPr>
-                <w:sz w:val="20"/>
-                <w:szCs w:val="20"/>
-                <w:lang w:val="en-US"/>
-              </w:rPr>
-              <w:t>Projekt</w:t>
-            </w:r>
-            <w:proofErr w:type="spellEnd"/>
-            <w:r>
-              <w:rPr>
-                <w:sz w:val="20"/>
-                <w:szCs w:val="20"/>
-                <w:lang w:val="en-US"/>
-              </w:rPr>
-              <w:t xml:space="preserve"> Red'</w:t>
+              <w:t>BETWEEN 2021 AND 2023  OR  desarrolladora = 'CD Projekt Red'</w:t>
             </w:r>
           </w:p>
         </w:tc>
       </w:tr>
       <w:tr>
-        <w:tblPrEx>
-          <w:tblCellMar>
-            <w:top w:w="0" w:type="dxa"/>
-            <w:bottom w:w="0" w:type="dxa"/>
-          </w:tblCellMar>
-        </w:tblPrEx>
         <w:tc>
           <w:tcPr>
             <w:tcW w:w="3000" w:type="dxa"/>
@@ -6069,7 +6138,14 @@
                 <w:sz w:val="20"/>
                 <w:szCs w:val="20"/>
               </w:rPr>
-              <w:t>anio_lanzamiento ASC</w:t>
+              <w:t>anio_lanzamiento AS</w:t>
+            </w:r>
+            <w:r>
+              <w:rPr>
+                <w:sz w:val="20"/>
+                <w:szCs w:val="20"/>
+              </w:rPr>
+              <w:t>C</w:t>
             </w:r>
           </w:p>
         </w:tc>
@@ -6114,7 +6190,10 @@
         <w:spacing w:before="60" w:after="80"/>
       </w:pPr>
       <w:r>
-        <w:t>Muestra el título del videojuego y el nombre del género para todos los juegos que pertenezcan al género 'RPG' o 'Terror'. Debes usar JOIN para unir las tablas VIDEOJUEGO y GENERO.</w:t>
+        <w:t xml:space="preserve">Muestra el título del videojuego y el </w:t>
+      </w:r>
+      <w:r>
+        <w:t>nombre del género para todos los juegos que pertenezcan al género 'RPG' o 'Terror'. Debes usar JOIN para unir las tablas VIDEOJUEGO y GENERO.</w:t>
       </w:r>
     </w:p>
     <w:p>
@@ -6144,12 +6223,6 @@
         <w:gridCol w:w="6360"/>
       </w:tblGrid>
       <w:tr>
-        <w:tblPrEx>
-          <w:tblCellMar>
-            <w:top w:w="0" w:type="dxa"/>
-            <w:bottom w:w="0" w:type="dxa"/>
-          </w:tblCellMar>
-        </w:tblPrEx>
         <w:trPr>
           <w:tblHeader/>
         </w:trPr>
@@ -6182,6 +6255,7 @@
                 <w:sz w:val="20"/>
                 <w:szCs w:val="20"/>
               </w:rPr>
+              <w:lastRenderedPageBreak/>
               <w:t>Requisito</w:t>
             </w:r>
           </w:p>
@@ -6221,12 +6295,6 @@
         </w:tc>
       </w:tr>
       <w:tr>
-        <w:tblPrEx>
-          <w:tblCellMar>
-            <w:top w:w="0" w:type="dxa"/>
-            <w:bottom w:w="0" w:type="dxa"/>
-          </w:tblCellMar>
-        </w:tblPrEx>
         <w:tc>
           <w:tcPr>
             <w:tcW w:w="3000" w:type="dxa"/>
@@ -6283,12 +6351,6 @@
         </w:tc>
       </w:tr>
       <w:tr>
-        <w:tblPrEx>
-          <w:tblCellMar>
-            <w:top w:w="0" w:type="dxa"/>
-            <w:bottom w:w="0" w:type="dxa"/>
-          </w:tblCellMar>
-        </w:tblPrEx>
         <w:tc>
           <w:tcPr>
             <w:tcW w:w="3000" w:type="dxa"/>
@@ -6345,12 +6407,6 @@
         </w:tc>
       </w:tr>
       <w:tr>
-        <w:tblPrEx>
-          <w:tblCellMar>
-            <w:top w:w="0" w:type="dxa"/>
-            <w:bottom w:w="0" w:type="dxa"/>
-          </w:tblCellMar>
-        </w:tblPrEx>
         <w:tc>
           <w:tcPr>
             <w:tcW w:w="3000" w:type="dxa"/>
@@ -6407,12 +6463,6 @@
         </w:tc>
       </w:tr>
       <w:tr>
-        <w:tblPrEx>
-          <w:tblCellMar>
-            <w:top w:w="0" w:type="dxa"/>
-            <w:bottom w:w="0" w:type="dxa"/>
-          </w:tblCellMar>
-        </w:tblPrEx>
         <w:tc>
           <w:tcPr>
             <w:tcW w:w="3000" w:type="dxa"/>
@@ -6492,6 +6542,43 @@
       <w:pPr>
         <w:spacing w:before="60" w:after="60"/>
       </w:pPr>
+      <w:r>
+        <w:drawing>
+          <wp:inline distT="0" distB="0" distL="0" distR="0" wp14:anchorId="650108E7" wp14:editId="0408EF97">
+            <wp:extent cx="6172200" cy="1812290"/>
+            <wp:effectExtent l="0" t="0" r="0" b="0"/>
+            <wp:docPr id="10" name="Imagen 10"/>
+            <wp:cNvGraphicFramePr>
+              <a:graphicFrameLocks xmlns:a="http://schemas.openxmlformats.org/drawingml/2006/main" noChangeAspect="1"/>
+            </wp:cNvGraphicFramePr>
+            <a:graphic xmlns:a="http://schemas.openxmlformats.org/drawingml/2006/main">
+              <a:graphicData uri="http://schemas.openxmlformats.org/drawingml/2006/picture">
+                <pic:pic xmlns:pic="http://schemas.openxmlformats.org/drawingml/2006/picture">
+                  <pic:nvPicPr>
+                    <pic:cNvPr id="1" name=""/>
+                    <pic:cNvPicPr/>
+                  </pic:nvPicPr>
+                  <pic:blipFill>
+                    <a:blip r:embed="rId16"/>
+                    <a:stretch>
+                      <a:fillRect/>
+                    </a:stretch>
+                  </pic:blipFill>
+                  <pic:spPr>
+                    <a:xfrm>
+                      <a:off x="0" y="0"/>
+                      <a:ext cx="6172200" cy="1812290"/>
+                    </a:xfrm>
+                    <a:prstGeom prst="rect">
+                      <a:avLst/>
+                    </a:prstGeom>
+                  </pic:spPr>
+                </pic:pic>
+              </a:graphicData>
+            </a:graphic>
+          </wp:inline>
+        </w:drawing>
+      </w:r>
     </w:p>
     <w:p>
       <w:pPr>
@@ -6533,7 +6620,10 @@
         <w:spacing w:before="60" w:after="80"/>
       </w:pPr>
       <w:r>
-        <w:t>Obtén cuántos videojuegos hay registrados por cada género. Muestra el nombre del género y la cantidad de juegos usando un alias llamado total_juegos. Incluye solo los géneros que tengan al menos 2 juegos registrados.</w:t>
+        <w:t xml:space="preserve">Obtén cuántos videojuegos hay registrados por cada género. Muestra el nombre del género y la cantidad de juegos </w:t>
+      </w:r>
+      <w:r>
+        <w:t>usando un alias llamado total_juegos. Incluye solo los géneros que tengan al menos 2 juegos registrados.</w:t>
       </w:r>
     </w:p>
     <w:p>
@@ -6563,12 +6653,6 @@
         <w:gridCol w:w="6360"/>
       </w:tblGrid>
       <w:tr>
-        <w:tblPrEx>
-          <w:tblCellMar>
-            <w:top w:w="0" w:type="dxa"/>
-            <w:bottom w:w="0" w:type="dxa"/>
-          </w:tblCellMar>
-        </w:tblPrEx>
         <w:trPr>
           <w:tblHeader/>
         </w:trPr>
@@ -6640,12 +6724,6 @@
         </w:tc>
       </w:tr>
       <w:tr>
-        <w:tblPrEx>
-          <w:tblCellMar>
-            <w:top w:w="0" w:type="dxa"/>
-            <w:bottom w:w="0" w:type="dxa"/>
-          </w:tblCellMar>
-        </w:tblPrEx>
         <w:tc>
           <w:tcPr>
             <w:tcW w:w="3000" w:type="dxa"/>
@@ -6702,12 +6780,6 @@
         </w:tc>
       </w:tr>
       <w:tr>
-        <w:tblPrEx>
-          <w:tblCellMar>
-            <w:top w:w="0" w:type="dxa"/>
-            <w:bottom w:w="0" w:type="dxa"/>
-          </w:tblCellMar>
-        </w:tblPrEx>
         <w:tc>
           <w:tcPr>
             <w:tcW w:w="3000" w:type="dxa"/>
@@ -6764,12 +6836,6 @@
         </w:tc>
       </w:tr>
       <w:tr>
-        <w:tblPrEx>
-          <w:tblCellMar>
-            <w:top w:w="0" w:type="dxa"/>
-            <w:bottom w:w="0" w:type="dxa"/>
-          </w:tblCellMar>
-        </w:tblPrEx>
         <w:tc>
           <w:tcPr>
             <w:tcW w:w="3000" w:type="dxa"/>
@@ -6820,18 +6886,19 @@
                 <w:sz w:val="20"/>
                 <w:szCs w:val="20"/>
               </w:rPr>
-              <w:t>GROUP BY id_genero y nombre del género</w:t>
+              <w:t>GROUP BY id_genero y nombre del</w:t>
+            </w:r>
+            <w:r>
+              <w:rPr>
+                <w:sz w:val="20"/>
+                <w:szCs w:val="20"/>
+              </w:rPr>
+              <w:t xml:space="preserve"> género</w:t>
             </w:r>
           </w:p>
         </w:tc>
       </w:tr>
       <w:tr>
-        <w:tblPrEx>
-          <w:tblCellMar>
-            <w:top w:w="0" w:type="dxa"/>
-            <w:bottom w:w="0" w:type="dxa"/>
-          </w:tblCellMar>
-        </w:tblPrEx>
         <w:tc>
           <w:tcPr>
             <w:tcW w:w="3000" w:type="dxa"/>
@@ -6888,12 +6955,6 @@
         </w:tc>
       </w:tr>
       <w:tr>
-        <w:tblPrEx>
-          <w:tblCellMar>
-            <w:top w:w="0" w:type="dxa"/>
-            <w:bottom w:w="0" w:type="dxa"/>
-          </w:tblCellMar>
-        </w:tblPrEx>
         <w:tc>
           <w:tcPr>
             <w:tcW w:w="3000" w:type="dxa"/>
@@ -6967,6 +7028,49 @@
       </w:r>
       <w:r>
         <w:t>4</w:t>
+      </w:r>
+    </w:p>
+    <w:p>
+      <w:pPr>
+        <w:spacing w:before="60" w:after="60"/>
+      </w:pPr>
+      <w:r>
+        <w:lastRenderedPageBreak/>
+        <w:drawing>
+          <wp:inline distT="0" distB="0" distL="0" distR="0" wp14:anchorId="042BACB3" wp14:editId="4371A1F7">
+            <wp:extent cx="6172200" cy="2049780"/>
+            <wp:effectExtent l="0" t="0" r="0" b="7620"/>
+            <wp:docPr id="11" name="Imagen 11"/>
+            <wp:cNvGraphicFramePr>
+              <a:graphicFrameLocks xmlns:a="http://schemas.openxmlformats.org/drawingml/2006/main" noChangeAspect="1"/>
+            </wp:cNvGraphicFramePr>
+            <a:graphic xmlns:a="http://schemas.openxmlformats.org/drawingml/2006/main">
+              <a:graphicData uri="http://schemas.openxmlformats.org/drawingml/2006/picture">
+                <pic:pic xmlns:pic="http://schemas.openxmlformats.org/drawingml/2006/picture">
+                  <pic:nvPicPr>
+                    <pic:cNvPr id="1" name=""/>
+                    <pic:cNvPicPr/>
+                  </pic:nvPicPr>
+                  <pic:blipFill>
+                    <a:blip r:embed="rId17"/>
+                    <a:stretch>
+                      <a:fillRect/>
+                    </a:stretch>
+                  </pic:blipFill>
+                  <pic:spPr>
+                    <a:xfrm>
+                      <a:off x="0" y="0"/>
+                      <a:ext cx="6172200" cy="2049780"/>
+                    </a:xfrm>
+                    <a:prstGeom prst="rect">
+                      <a:avLst/>
+                    </a:prstGeom>
+                  </pic:spPr>
+                </pic:pic>
+              </a:graphicData>
+            </a:graphic>
+          </wp:inline>
+        </w:drawing>
       </w:r>
     </w:p>
     <w:p>
@@ -7008,7 +7112,10 @@
         <w:spacing w:before="60" w:after="80"/>
       </w:pPr>
       <w:r>
-        <w:t>Lista el título de cada videojuego junto con los nombres de las plataformas en las que está disponible y la fecha en que llegó a cada una. Solo incluye juegos que estén disponibles en más de una plataforma. Debes realizar dos JOINs: VIDEOJUEGO → VIDEOJUEGO_PLATAFORMA → PLATAFORMA.</w:t>
+        <w:t>Lista el título de cada videojuego junto con los nombres de las plataformas en las que está disponible</w:t>
+      </w:r>
+      <w:r>
+        <w:t xml:space="preserve"> y la fecha en que llegó a cada una. Solo incluye juegos que estén disponibles en más de una plataforma. Debes realizar dos JOINs: VIDEOJUEGO → VIDEOJUEGO_PLATAFORMA → PLATAFORMA.</w:t>
       </w:r>
     </w:p>
     <w:p>
@@ -7038,12 +7145,6 @@
         <w:gridCol w:w="6360"/>
       </w:tblGrid>
       <w:tr>
-        <w:tblPrEx>
-          <w:tblCellMar>
-            <w:top w:w="0" w:type="dxa"/>
-            <w:bottom w:w="0" w:type="dxa"/>
-          </w:tblCellMar>
-        </w:tblPrEx>
         <w:trPr>
           <w:tblHeader/>
         </w:trPr>
@@ -7115,12 +7216,6 @@
         </w:tc>
       </w:tr>
       <w:tr>
-        <w:tblPrEx>
-          <w:tblCellMar>
-            <w:top w:w="0" w:type="dxa"/>
-            <w:bottom w:w="0" w:type="dxa"/>
-          </w:tblCellMar>
-        </w:tblPrEx>
         <w:tc>
           <w:tcPr>
             <w:tcW w:w="3000" w:type="dxa"/>
@@ -7171,18 +7266,19 @@
                 <w:sz w:val="20"/>
                 <w:szCs w:val="20"/>
               </w:rPr>
-              <w:t>VIDEOJUEGO  →  VIDEOJUEGO_PLATAFORMA  →  PLATAFORMA  (2 JOINs)</w:t>
+              <w:t>VIDEOJUEGO  →  VIDEOJUEGO_PLATAFORMA  →  PLATAFOR</w:t>
+            </w:r>
+            <w:r>
+              <w:rPr>
+                <w:sz w:val="20"/>
+                <w:szCs w:val="20"/>
+              </w:rPr>
+              <w:t>MA  (2 JOINs)</w:t>
             </w:r>
           </w:p>
         </w:tc>
       </w:tr>
       <w:tr>
-        <w:tblPrEx>
-          <w:tblCellMar>
-            <w:top w:w="0" w:type="dxa"/>
-            <w:bottom w:w="0" w:type="dxa"/>
-          </w:tblCellMar>
-        </w:tblPrEx>
         <w:tc>
           <w:tcPr>
             <w:tcW w:w="3000" w:type="dxa"/>
@@ -7239,12 +7335,6 @@
         </w:tc>
       </w:tr>
       <w:tr>
-        <w:tblPrEx>
-          <w:tblCellMar>
-            <w:top w:w="0" w:type="dxa"/>
-            <w:bottom w:w="0" w:type="dxa"/>
-          </w:tblCellMar>
-        </w:tblPrEx>
         <w:tc>
           <w:tcPr>
             <w:tcW w:w="3000" w:type="dxa"/>
@@ -7301,12 +7391,6 @@
         </w:tc>
       </w:tr>
       <w:tr>
-        <w:tblPrEx>
-          <w:tblCellMar>
-            <w:top w:w="0" w:type="dxa"/>
-            <w:bottom w:w="0" w:type="dxa"/>
-          </w:tblCellMar>
-        </w:tblPrEx>
         <w:tc>
           <w:tcPr>
             <w:tcW w:w="3000" w:type="dxa"/>
@@ -7381,7 +7465,6 @@
         <w:rPr>
           <w:highlight w:val="yellow"/>
         </w:rPr>
-        <w:lastRenderedPageBreak/>
         <w:t xml:space="preserve">PONER EVIDENCIA CONSULTA </w:t>
       </w:r>
       <w:r>
@@ -7393,7 +7476,356 @@
         <w:spacing w:before="60" w:after="60"/>
       </w:pPr>
     </w:p>
-    <w:p/>
+    <w:p>
+      <w:hyperlink r:id="rId18" w:tgtFrame="mysql_doc" w:history="1">
+        <w:r>
+          <w:rPr>
+            <w:rStyle w:val="Hipervnculo"/>
+            <w:rFonts w:ascii="Courier New" w:hAnsi="Courier New" w:cs="Courier New"/>
+            <w:sz w:val="20"/>
+            <w:szCs w:val="20"/>
+            <w:shd w:val="clear" w:color="auto" w:fill="E5E5E5"/>
+          </w:rPr>
+          <w:t>SELECT</w:t>
+        </w:r>
+      </w:hyperlink>
+      <w:r>
+        <w:rPr>
+          <w:rFonts w:ascii="Courier New" w:hAnsi="Courier New" w:cs="Courier New"/>
+          <w:color w:val="444444"/>
+          <w:sz w:val="20"/>
+          <w:szCs w:val="20"/>
+          <w:shd w:val="clear" w:color="auto" w:fill="E5E5E5"/>
+        </w:rPr>
+        <w:t> v</w:t>
+      </w:r>
+      <w:r>
+        <w:rPr>
+          <w:rStyle w:val="cm-variable-2"/>
+          <w:rFonts w:ascii="Courier New" w:hAnsi="Courier New" w:cs="Courier New"/>
+          <w:color w:val="0055AA"/>
+          <w:sz w:val="20"/>
+          <w:szCs w:val="20"/>
+          <w:shd w:val="clear" w:color="auto" w:fill="E5E5E5"/>
+        </w:rPr>
+        <w:t>.titulo</w:t>
+      </w:r>
+      <w:r>
+        <w:rPr>
+          <w:rStyle w:val="cm-punctuation"/>
+          <w:rFonts w:ascii="Courier New" w:hAnsi="Courier New" w:cs="Courier New"/>
+          <w:color w:val="444444"/>
+          <w:sz w:val="20"/>
+          <w:szCs w:val="20"/>
+          <w:shd w:val="clear" w:color="auto" w:fill="E5E5E5"/>
+        </w:rPr>
+        <w:t>,</w:t>
+      </w:r>
+      <w:r>
+        <w:rPr>
+          <w:rFonts w:ascii="Courier New" w:hAnsi="Courier New" w:cs="Courier New"/>
+          <w:color w:val="444444"/>
+          <w:sz w:val="20"/>
+          <w:szCs w:val="20"/>
+          <w:shd w:val="clear" w:color="auto" w:fill="E5E5E5"/>
+        </w:rPr>
+        <w:t> p</w:t>
+      </w:r>
+      <w:r>
+        <w:rPr>
+          <w:rStyle w:val="cm-variable-2"/>
+          <w:rFonts w:ascii="Courier New" w:hAnsi="Courier New" w:cs="Courier New"/>
+          <w:color w:val="0055AA"/>
+          <w:sz w:val="20"/>
+          <w:szCs w:val="20"/>
+          <w:shd w:val="clear" w:color="auto" w:fill="E5E5E5"/>
+        </w:rPr>
+        <w:t>.nombre</w:t>
+      </w:r>
+      <w:r>
+        <w:rPr>
+          <w:rStyle w:val="cm-punctuation"/>
+          <w:rFonts w:ascii="Courier New" w:hAnsi="Courier New" w:cs="Courier New"/>
+          <w:color w:val="444444"/>
+          <w:sz w:val="20"/>
+          <w:szCs w:val="20"/>
+          <w:shd w:val="clear" w:color="auto" w:fill="E5E5E5"/>
+        </w:rPr>
+        <w:t>,</w:t>
+      </w:r>
+      <w:r>
+        <w:rPr>
+          <w:rFonts w:ascii="Courier New" w:hAnsi="Courier New" w:cs="Courier New"/>
+          <w:color w:val="444444"/>
+          <w:sz w:val="20"/>
+          <w:szCs w:val="20"/>
+          <w:shd w:val="clear" w:color="auto" w:fill="E5E5E5"/>
+        </w:rPr>
+        <w:t> vp</w:t>
+      </w:r>
+      <w:r>
+        <w:rPr>
+          <w:rStyle w:val="cm-variable-2"/>
+          <w:rFonts w:ascii="Courier New" w:hAnsi="Courier New" w:cs="Courier New"/>
+          <w:color w:val="0055AA"/>
+          <w:sz w:val="20"/>
+          <w:szCs w:val="20"/>
+          <w:shd w:val="clear" w:color="auto" w:fill="E5E5E5"/>
+        </w:rPr>
+        <w:t>.fecha_disponible</w:t>
+      </w:r>
+      <w:r>
+        <w:rPr>
+          <w:rFonts w:ascii="Courier New" w:hAnsi="Courier New" w:cs="Courier New"/>
+          <w:color w:val="444444"/>
+          <w:sz w:val="20"/>
+          <w:szCs w:val="20"/>
+          <w:shd w:val="clear" w:color="auto" w:fill="E5E5E5"/>
+        </w:rPr>
+        <w:t> </w:t>
+      </w:r>
+      <w:r>
+        <w:rPr>
+          <w:rStyle w:val="cm-keyword"/>
+          <w:rFonts w:ascii="Courier New" w:hAnsi="Courier New" w:cs="Courier New"/>
+          <w:color w:val="770088"/>
+          <w:sz w:val="20"/>
+          <w:szCs w:val="20"/>
+          <w:shd w:val="clear" w:color="auto" w:fill="E5E5E5"/>
+        </w:rPr>
+        <w:t>FROM</w:t>
+      </w:r>
+      <w:r>
+        <w:rPr>
+          <w:rFonts w:ascii="Courier New" w:hAnsi="Courier New" w:cs="Courier New"/>
+          <w:color w:val="444444"/>
+          <w:sz w:val="20"/>
+          <w:szCs w:val="20"/>
+          <w:shd w:val="clear" w:color="auto" w:fill="E5E5E5"/>
+        </w:rPr>
+        <w:t> videojuego v </w:t>
+      </w:r>
+      <w:r>
+        <w:rPr>
+          <w:rStyle w:val="cm-keyword"/>
+          <w:rFonts w:ascii="Courier New" w:hAnsi="Courier New" w:cs="Courier New"/>
+          <w:color w:val="770088"/>
+          <w:sz w:val="20"/>
+          <w:szCs w:val="20"/>
+          <w:shd w:val="clear" w:color="auto" w:fill="E5E5E5"/>
+        </w:rPr>
+        <w:t>INNER</w:t>
+      </w:r>
+      <w:r>
+        <w:rPr>
+          <w:rFonts w:ascii="Courier New" w:hAnsi="Courier New" w:cs="Courier New"/>
+          <w:color w:val="444444"/>
+          <w:sz w:val="20"/>
+          <w:szCs w:val="20"/>
+          <w:shd w:val="clear" w:color="auto" w:fill="E5E5E5"/>
+        </w:rPr>
+        <w:t> </w:t>
+      </w:r>
+      <w:r>
+        <w:rPr>
+          <w:rStyle w:val="cm-keyword"/>
+          <w:rFonts w:ascii="Courier New" w:hAnsi="Courier New" w:cs="Courier New"/>
+          <w:color w:val="770088"/>
+          <w:sz w:val="20"/>
+          <w:szCs w:val="20"/>
+          <w:shd w:val="clear" w:color="auto" w:fill="E5E5E5"/>
+        </w:rPr>
+        <w:t>JOIN</w:t>
+      </w:r>
+      <w:r>
+        <w:rPr>
+          <w:rFonts w:ascii="Courier New" w:hAnsi="Courier New" w:cs="Courier New"/>
+          <w:color w:val="444444"/>
+          <w:sz w:val="20"/>
+          <w:szCs w:val="20"/>
+          <w:shd w:val="clear" w:color="auto" w:fill="E5E5E5"/>
+        </w:rPr>
+        <w:t> videojuego_plataforma vp </w:t>
+      </w:r>
+      <w:r>
+        <w:rPr>
+          <w:rStyle w:val="cm-keyword"/>
+          <w:rFonts w:ascii="Courier New" w:hAnsi="Courier New" w:cs="Courier New"/>
+          <w:color w:val="770088"/>
+          <w:sz w:val="20"/>
+          <w:szCs w:val="20"/>
+          <w:shd w:val="clear" w:color="auto" w:fill="E5E5E5"/>
+        </w:rPr>
+        <w:t>ON</w:t>
+      </w:r>
+      <w:r>
+        <w:rPr>
+          <w:rFonts w:ascii="Courier New" w:hAnsi="Courier New" w:cs="Courier New"/>
+          <w:color w:val="444444"/>
+          <w:sz w:val="20"/>
+          <w:szCs w:val="20"/>
+          <w:shd w:val="clear" w:color="auto" w:fill="E5E5E5"/>
+        </w:rPr>
+        <w:t> v</w:t>
+      </w:r>
+      <w:r>
+        <w:rPr>
+          <w:rStyle w:val="cm-variable-2"/>
+          <w:rFonts w:ascii="Courier New" w:hAnsi="Courier New" w:cs="Courier New"/>
+          <w:color w:val="0055AA"/>
+          <w:sz w:val="20"/>
+          <w:szCs w:val="20"/>
+          <w:shd w:val="clear" w:color="auto" w:fill="E5E5E5"/>
+        </w:rPr>
+        <w:t>.id_juego</w:t>
+      </w:r>
+      <w:r>
+        <w:rPr>
+          <w:rStyle w:val="cm-operator"/>
+          <w:rFonts w:ascii="Courier New" w:hAnsi="Courier New" w:cs="Courier New"/>
+          <w:color w:val="FF00FF"/>
+          <w:shd w:val="clear" w:color="auto" w:fill="E5E5E5"/>
+        </w:rPr>
+        <w:t>=</w:t>
+      </w:r>
+      <w:r>
+        <w:rPr>
+          <w:rFonts w:ascii="Courier New" w:hAnsi="Courier New" w:cs="Courier New"/>
+          <w:color w:val="444444"/>
+          <w:sz w:val="20"/>
+          <w:szCs w:val="20"/>
+          <w:shd w:val="clear" w:color="auto" w:fill="E5E5E5"/>
+        </w:rPr>
+        <w:t>vp</w:t>
+      </w:r>
+      <w:r>
+        <w:rPr>
+          <w:rStyle w:val="cm-variable-2"/>
+          <w:rFonts w:ascii="Courier New" w:hAnsi="Courier New" w:cs="Courier New"/>
+          <w:color w:val="0055AA"/>
+          <w:sz w:val="20"/>
+          <w:szCs w:val="20"/>
+          <w:shd w:val="clear" w:color="auto" w:fill="E5E5E5"/>
+        </w:rPr>
+        <w:t>.id_juego</w:t>
+      </w:r>
+      <w:r>
+        <w:rPr>
+          <w:rFonts w:ascii="Courier New" w:hAnsi="Courier New" w:cs="Courier New"/>
+          <w:color w:val="444444"/>
+          <w:sz w:val="20"/>
+          <w:szCs w:val="20"/>
+          <w:shd w:val="clear" w:color="auto" w:fill="E5E5E5"/>
+        </w:rPr>
+        <w:t> </w:t>
+      </w:r>
+      <w:r>
+        <w:rPr>
+          <w:rStyle w:val="cm-keyword"/>
+          <w:rFonts w:ascii="Courier New" w:hAnsi="Courier New" w:cs="Courier New"/>
+          <w:color w:val="770088"/>
+          <w:sz w:val="20"/>
+          <w:szCs w:val="20"/>
+          <w:shd w:val="clear" w:color="auto" w:fill="E5E5E5"/>
+        </w:rPr>
+        <w:t>INNER</w:t>
+      </w:r>
+      <w:r>
+        <w:rPr>
+          <w:rFonts w:ascii="Courier New" w:hAnsi="Courier New" w:cs="Courier New"/>
+          <w:color w:val="444444"/>
+          <w:sz w:val="20"/>
+          <w:szCs w:val="20"/>
+          <w:shd w:val="clear" w:color="auto" w:fill="E5E5E5"/>
+        </w:rPr>
+        <w:t> </w:t>
+      </w:r>
+      <w:r>
+        <w:rPr>
+          <w:rStyle w:val="cm-keyword"/>
+          <w:rFonts w:ascii="Courier New" w:hAnsi="Courier New" w:cs="Courier New"/>
+          <w:color w:val="770088"/>
+          <w:sz w:val="20"/>
+          <w:szCs w:val="20"/>
+          <w:shd w:val="clear" w:color="auto" w:fill="E5E5E5"/>
+        </w:rPr>
+        <w:t>JOIN</w:t>
+      </w:r>
+      <w:r>
+        <w:rPr>
+          <w:rFonts w:ascii="Courier New" w:hAnsi="Courier New" w:cs="Courier New"/>
+          <w:color w:val="444444"/>
+          <w:sz w:val="20"/>
+          <w:szCs w:val="20"/>
+          <w:shd w:val="clear" w:color="auto" w:fill="E5E5E5"/>
+        </w:rPr>
+        <w:t> plataforma p </w:t>
+      </w:r>
+      <w:r>
+        <w:rPr>
+          <w:rStyle w:val="cm-keyword"/>
+          <w:rFonts w:ascii="Courier New" w:hAnsi="Courier New" w:cs="Courier New"/>
+          <w:color w:val="770088"/>
+          <w:sz w:val="20"/>
+          <w:szCs w:val="20"/>
+          <w:shd w:val="clear" w:color="auto" w:fill="E5E5E5"/>
+        </w:rPr>
+        <w:t>ON</w:t>
+      </w:r>
+      <w:r>
+        <w:rPr>
+          <w:rFonts w:ascii="Courier New" w:hAnsi="Courier New" w:cs="Courier New"/>
+          <w:color w:val="444444"/>
+          <w:sz w:val="20"/>
+          <w:szCs w:val="20"/>
+          <w:shd w:val="clear" w:color="auto" w:fill="E5E5E5"/>
+        </w:rPr>
+        <w:t> vp</w:t>
+      </w:r>
+      <w:r>
+        <w:rPr>
+          <w:rStyle w:val="cm-variable-2"/>
+          <w:rFonts w:ascii="Courier New" w:hAnsi="Courier New" w:cs="Courier New"/>
+          <w:color w:val="0055AA"/>
+          <w:sz w:val="20"/>
+          <w:szCs w:val="20"/>
+          <w:shd w:val="clear" w:color="auto" w:fill="E5E5E5"/>
+        </w:rPr>
+        <w:t>.id_plataforma</w:t>
+      </w:r>
+      <w:r>
+        <w:rPr>
+          <w:rStyle w:val="cm-operator"/>
+          <w:rFonts w:ascii="Courier New" w:hAnsi="Courier New" w:cs="Courier New"/>
+          <w:color w:val="FF00FF"/>
+          <w:shd w:val="clear" w:color="auto" w:fill="E5E5E5"/>
+        </w:rPr>
+        <w:t>=</w:t>
+      </w:r>
+      <w:r>
+        <w:rPr>
+          <w:rFonts w:ascii="Courier New" w:hAnsi="Courier New" w:cs="Courier New"/>
+          <w:color w:val="444444"/>
+          <w:sz w:val="20"/>
+          <w:szCs w:val="20"/>
+          <w:shd w:val="clear" w:color="auto" w:fill="E5E5E5"/>
+        </w:rPr>
+        <w:t>p</w:t>
+      </w:r>
+      <w:r>
+        <w:rPr>
+          <w:rStyle w:val="cm-variable-2"/>
+          <w:rFonts w:ascii="Courier New" w:hAnsi="Courier New" w:cs="Courier New"/>
+          <w:color w:val="0055AA"/>
+          <w:sz w:val="20"/>
+          <w:szCs w:val="20"/>
+          <w:shd w:val="clear" w:color="auto" w:fill="E5E5E5"/>
+        </w:rPr>
+        <w:t>.id_plataforma</w:t>
+      </w:r>
+      <w:bookmarkStart w:id="0" w:name="_GoBack"/>
+      <w:bookmarkEnd w:id="0"/>
+    </w:p>
     <w:sectPr>
       <w:pgSz w:w="12240" w:h="15840"/>
       <w:pgMar w:top="1440" w:right="1260" w:bottom="1440" w:left="1260" w:header="708" w:footer="708" w:gutter="0"/>
@@ -7405,7 +7837,7 @@
 </file>
 
 <file path=word/endnotes.xml><?xml version="1.0" encoding="utf-8"?>
-<w:endnotes xmlns:wpc="http://schemas.microsoft.com/office/word/2010/wordprocessingCanvas" xmlns:cx="http://schemas.microsoft.com/office/drawing/2014/chartex" xmlns:cx1="http://schemas.microsoft.com/office/drawing/2015/9/8/chartex" xmlns:cx2="http://schemas.microsoft.com/office/drawing/2015/10/21/chartex" xmlns:cx3="http://schemas.microsoft.com/office/drawing/2016/5/9/chartex" xmlns:cx4="http://schemas.microsoft.com/office/drawing/2016/5/10/chartex" xmlns:cx5="http://schemas.microsoft.com/office/drawing/2016/5/11/chartex" xmlns:cx6="http://schemas.microsoft.com/office/drawing/2016/5/12/chartex" xmlns:cx7="http://schemas.microsoft.com/office/drawing/2016/5/13/chartex" xmlns:cx8="http://schemas.microsoft.com/office/drawing/2016/5/14/chartex" xmlns:mc="http://schemas.openxmlformats.org/markup-compatibility/2006" xmlns:aink="http://schemas.microsoft.com/office/drawing/2016/ink" xmlns:am3d="http://schemas.microsoft.com/office/drawing/2017/model3d" xmlns:o="urn:schemas-microsoft-com:office:office" xmlns:oel="http://schemas.microsoft.com/office/2019/extlst" xmlns:r="http://schemas.openxmlformats.org/officeDocument/2006/relationships" xmlns:m="http://schemas.openxmlformats.org/officeDocument/2006/math" xmlns:v="urn:schemas-microsoft-com:vml" xmlns:wp14="http://schemas.microsoft.com/office/word/2010/wordprocessingDrawing" xmlns:wp="http://schemas.openxmlformats.org/drawingml/2006/wordprocessingDrawing" xmlns:w10="urn:schemas-microsoft-com:office:word" xmlns:w="http://schemas.openxmlformats.org/wordprocessingml/2006/main" xmlns:w14="http://schemas.microsoft.com/office/word/2010/wordml" xmlns:w15="http://schemas.microsoft.com/office/word/2012/wordml" xmlns:w16cex="http://schemas.microsoft.com/office/word/2018/wordml/cex" xmlns:w16cid="http://schemas.microsoft.com/office/word/2016/wordml/cid" xmlns:w16="http://schemas.microsoft.com/office/word/2018/wordml" xmlns:w16du="http://schemas.microsoft.com/office/word/2023/wordml/word16du" xmlns:w16sdtdh="http://schemas.microsoft.com/office/word/2020/wordml/sdtdatahash" xmlns:w16se="http://schemas.microsoft.com/office/word/2015/wordml/symex" xmlns:wpg="http://schemas.microsoft.com/office/word/2010/wordprocessingGroup" xmlns:wpi="http://schemas.microsoft.com/office/word/2010/wordprocessingInk" xmlns:wne="http://schemas.microsoft.com/office/word/2006/wordml" xmlns:wps="http://schemas.microsoft.com/office/word/2010/wordprocessingShape" mc:Ignorable="w14 w15 w16se w16cid w16 w16cex w16sdtdh w16du wp14">
+<w:endnotes xmlns:wpc="http://schemas.microsoft.com/office/word/2010/wordprocessingCanvas" xmlns:cx="http://schemas.microsoft.com/office/drawing/2014/chartex" xmlns:mc="http://schemas.openxmlformats.org/markup-compatibility/2006" xmlns:o="urn:schemas-microsoft-com:office:office" xmlns:r="http://schemas.openxmlformats.org/officeDocument/2006/relationships" xmlns:m="http://schemas.openxmlformats.org/officeDocument/2006/math" xmlns:v="urn:schemas-microsoft-com:vml" xmlns:wp14="http://schemas.microsoft.com/office/word/2010/wordprocessingDrawing" xmlns:wp="http://schemas.openxmlformats.org/drawingml/2006/wordprocessingDrawing" xmlns:w10="urn:schemas-microsoft-com:office:word" xmlns:w="http://schemas.openxmlformats.org/wordprocessingml/2006/main" xmlns:w14="http://schemas.microsoft.com/office/word/2010/wordml" xmlns:w15="http://schemas.microsoft.com/office/word/2012/wordml" xmlns:w16se="http://schemas.microsoft.com/office/word/2015/wordml/symex" xmlns:wpg="http://schemas.microsoft.com/office/word/2010/wordprocessingGroup" xmlns:wpi="http://schemas.microsoft.com/office/word/2010/wordprocessingInk" xmlns:wne="http://schemas.microsoft.com/office/word/2006/wordml" xmlns:wps="http://schemas.microsoft.com/office/word/2010/wordprocessingShape" mc:Ignorable="w14 w15 w16se wp14">
   <w:endnote w:type="separator" w:id="-1">
     <w:p>
       <w:r>
@@ -7424,7 +7856,7 @@
 </file>
 
 <file path=word/footnotes.xml><?xml version="1.0" encoding="utf-8"?>
-<w:footnotes xmlns:wpc="http://schemas.microsoft.com/office/word/2010/wordprocessingCanvas" xmlns:cx="http://schemas.microsoft.com/office/drawing/2014/chartex" xmlns:cx1="http://schemas.microsoft.com/office/drawing/2015/9/8/chartex" xmlns:cx2="http://schemas.microsoft.com/office/drawing/2015/10/21/chartex" xmlns:cx3="http://schemas.microsoft.com/office/drawing/2016/5/9/chartex" xmlns:cx4="http://schemas.microsoft.com/office/drawing/2016/5/10/chartex" xmlns:cx5="http://schemas.microsoft.com/office/drawing/2016/5/11/chartex" xmlns:cx6="http://schemas.microsoft.com/office/drawing/2016/5/12/chartex" xmlns:cx7="http://schemas.microsoft.com/office/drawing/2016/5/13/chartex" xmlns:cx8="http://schemas.microsoft.com/office/drawing/2016/5/14/chartex" xmlns:mc="http://schemas.openxmlformats.org/markup-compatibility/2006" xmlns:aink="http://schemas.microsoft.com/office/drawing/2016/ink" xmlns:am3d="http://schemas.microsoft.com/office/drawing/2017/model3d" xmlns:o="urn:schemas-microsoft-com:office:office" xmlns:oel="http://schemas.microsoft.com/office/2019/extlst" xmlns:r="http://schemas.openxmlformats.org/officeDocument/2006/relationships" xmlns:m="http://schemas.openxmlformats.org/officeDocument/2006/math" xmlns:v="urn:schemas-microsoft-com:vml" xmlns:wp14="http://schemas.microsoft.com/office/word/2010/wordprocessingDrawing" xmlns:wp="http://schemas.openxmlformats.org/drawingml/2006/wordprocessingDrawing" xmlns:w10="urn:schemas-microsoft-com:office:word" xmlns:w="http://schemas.openxmlformats.org/wordprocessingml/2006/main" xmlns:w14="http://schemas.microsoft.com/office/word/2010/wordml" xmlns:w15="http://schemas.microsoft.com/office/word/2012/wordml" xmlns:w16cex="http://schemas.microsoft.com/office/word/2018/wordml/cex" xmlns:w16cid="http://schemas.microsoft.com/office/word/2016/wordml/cid" xmlns:w16="http://schemas.microsoft.com/office/word/2018/wordml" xmlns:w16du="http://schemas.microsoft.com/office/word/2023/wordml/word16du" xmlns:w16sdtdh="http://schemas.microsoft.com/office/word/2020/wordml/sdtdatahash" xmlns:w16se="http://schemas.microsoft.com/office/word/2015/wordml/symex" xmlns:wpg="http://schemas.microsoft.com/office/word/2010/wordprocessingGroup" xmlns:wpi="http://schemas.microsoft.com/office/word/2010/wordprocessingInk" xmlns:wne="http://schemas.microsoft.com/office/word/2006/wordml" xmlns:wps="http://schemas.microsoft.com/office/word/2010/wordprocessingShape" mc:Ignorable="w14 w15 w16se w16cid w16 w16cex w16sdtdh w16du wp14">
+<w:footnotes xmlns:wpc="http://schemas.microsoft.com/office/word/2010/wordprocessingCanvas" xmlns:cx="http://schemas.microsoft.com/office/drawing/2014/chartex" xmlns:mc="http://schemas.openxmlformats.org/markup-compatibility/2006" xmlns:o="urn:schemas-microsoft-com:office:office" xmlns:r="http://schemas.openxmlformats.org/officeDocument/2006/relationships" xmlns:m="http://schemas.openxmlformats.org/officeDocument/2006/math" xmlns:v="urn:schemas-microsoft-com:vml" xmlns:wp14="http://schemas.microsoft.com/office/word/2010/wordprocessingDrawing" xmlns:wp="http://schemas.openxmlformats.org/drawingml/2006/wordprocessingDrawing" xmlns:w10="urn:schemas-microsoft-com:office:word" xmlns:w="http://schemas.openxmlformats.org/wordprocessingml/2006/main" xmlns:w14="http://schemas.microsoft.com/office/word/2010/wordml" xmlns:w15="http://schemas.microsoft.com/office/word/2012/wordml" xmlns:w16se="http://schemas.microsoft.com/office/word/2015/wordml/symex" xmlns:wpg="http://schemas.microsoft.com/office/word/2010/wordprocessingGroup" xmlns:wpi="http://schemas.microsoft.com/office/word/2010/wordprocessingInk" xmlns:wne="http://schemas.microsoft.com/office/word/2006/wordml" xmlns:wps="http://schemas.microsoft.com/office/word/2010/wordprocessingShape" mc:Ignorable="w14 w15 w16se wp14">
   <w:footnote w:type="separator" w:id="-1">
     <w:p>
       <w:r>
@@ -7443,7 +7875,7 @@
 </file>
 
 <file path=word/numbering.xml><?xml version="1.0" encoding="utf-8"?>
-<w:numbering xmlns:wpc="http://schemas.microsoft.com/office/word/2010/wordprocessingCanvas" xmlns:cx="http://schemas.microsoft.com/office/drawing/2014/chartex" xmlns:cx1="http://schemas.microsoft.com/office/drawing/2015/9/8/chartex" xmlns:cx2="http://schemas.microsoft.com/office/drawing/2015/10/21/chartex" xmlns:cx3="http://schemas.microsoft.com/office/drawing/2016/5/9/chartex" xmlns:cx4="http://schemas.microsoft.com/office/drawing/2016/5/10/chartex" xmlns:cx5="http://schemas.microsoft.com/office/drawing/2016/5/11/chartex" xmlns:cx6="http://schemas.microsoft.com/office/drawing/2016/5/12/chartex" xmlns:cx7="http://schemas.microsoft.com/office/drawing/2016/5/13/chartex" xmlns:cx8="http://schemas.microsoft.com/office/drawing/2016/5/14/chartex" xmlns:mc="http://schemas.openxmlformats.org/markup-compatibility/2006" xmlns:aink="http://schemas.microsoft.com/office/drawing/2016/ink" xmlns:am3d="http://schemas.microsoft.com/office/drawing/2017/model3d" xmlns:o="urn:schemas-microsoft-com:office:office" xmlns:oel="http://schemas.microsoft.com/office/2019/extlst" xmlns:r="http://schemas.openxmlformats.org/officeDocument/2006/relationships" xmlns:m="http://schemas.openxmlformats.org/officeDocument/2006/math" xmlns:v="urn:schemas-microsoft-com:vml" xmlns:wp14="http://schemas.microsoft.com/office/word/2010/wordprocessingDrawing" xmlns:wp="http://schemas.openxmlformats.org/drawingml/2006/wordprocessingDrawing" xmlns:w10="urn:schemas-microsoft-com:office:word" xmlns:w="http://schemas.openxmlformats.org/wordprocessingml/2006/main" xmlns:w14="http://schemas.microsoft.com/office/word/2010/wordml" xmlns:w15="http://schemas.microsoft.com/office/word/2012/wordml" xmlns:w16cex="http://schemas.microsoft.com/office/word/2018/wordml/cex" xmlns:w16cid="http://schemas.microsoft.com/office/word/2016/wordml/cid" xmlns:w16="http://schemas.microsoft.com/office/word/2018/wordml" xmlns:w16du="http://schemas.microsoft.com/office/word/2023/wordml/word16du" xmlns:w16sdtdh="http://schemas.microsoft.com/office/word/2020/wordml/sdtdatahash" xmlns:w16se="http://schemas.microsoft.com/office/word/2015/wordml/symex" xmlns:wpg="http://schemas.microsoft.com/office/word/2010/wordprocessingGroup" xmlns:wpi="http://schemas.microsoft.com/office/word/2010/wordprocessingInk" xmlns:wne="http://schemas.microsoft.com/office/word/2006/wordml" xmlns:wps="http://schemas.microsoft.com/office/word/2010/wordprocessingShape" mc:Ignorable="w14 w15 w16se w16cid w16 w16cex w16sdtdh w16du wp14">
+<w:numbering xmlns:wpc="http://schemas.microsoft.com/office/word/2010/wordprocessingCanvas" xmlns:cx="http://schemas.microsoft.com/office/drawing/2014/chartex" xmlns:mc="http://schemas.openxmlformats.org/markup-compatibility/2006" xmlns:o="urn:schemas-microsoft-com:office:office" xmlns:r="http://schemas.openxmlformats.org/officeDocument/2006/relationships" xmlns:m="http://schemas.openxmlformats.org/officeDocument/2006/math" xmlns:v="urn:schemas-microsoft-com:vml" xmlns:wp14="http://schemas.microsoft.com/office/word/2010/wordprocessingDrawing" xmlns:wp="http://schemas.openxmlformats.org/drawingml/2006/wordprocessingDrawing" xmlns:w10="urn:schemas-microsoft-com:office:word" xmlns:w="http://schemas.openxmlformats.org/wordprocessingml/2006/main" xmlns:w14="http://schemas.microsoft.com/office/word/2010/wordml" xmlns:w15="http://schemas.microsoft.com/office/word/2012/wordml" xmlns:w16se="http://schemas.microsoft.com/office/word/2015/wordml/symex" xmlns:wpg="http://schemas.microsoft.com/office/word/2010/wordprocessingGroup" xmlns:wpi="http://schemas.microsoft.com/office/word/2010/wordprocessingInk" xmlns:wne="http://schemas.microsoft.com/office/word/2006/wordml" xmlns:wps="http://schemas.microsoft.com/office/word/2010/wordprocessingShape" mc:Ignorable="w14 w15 w16se wp14">
   <w:abstractNum w:abstractNumId="0" w15:restartNumberingAfterBreak="0">
     <w:nsid w:val="01195A7E"/>
     <w:multiLevelType w:val="hybridMultilevel"/>
@@ -7638,13 +8070,13 @@
       <w:lvlJc w:val="left"/>
     </w:lvl>
   </w:abstractNum>
-  <w:num w:numId="1" w16cid:durableId="301427348">
+  <w:num w:numId="1">
     <w:abstractNumId w:val="0"/>
     <w:lvlOverride w:ilvl="0">
       <w:startOverride w:val="1"/>
     </w:lvlOverride>
   </w:num>
-  <w:num w:numId="2" w16cid:durableId="141623888">
+  <w:num w:numId="2">
     <w:abstractNumId w:val="2"/>
     <w:lvlOverride w:ilvl="0">
       <w:startOverride w:val="1"/>
@@ -7654,7 +8086,7 @@
 </file>
 
 <file path=word/styles.xml><?xml version="1.0" encoding="utf-8"?>
-<w:styles xmlns:mc="http://schemas.openxmlformats.org/markup-compatibility/2006" xmlns:r="http://schemas.openxmlformats.org/officeDocument/2006/relationships" xmlns:w="http://schemas.openxmlformats.org/wordprocessingml/2006/main" xmlns:w14="http://schemas.microsoft.com/office/word/2010/wordml" xmlns:w15="http://schemas.microsoft.com/office/word/2012/wordml" xmlns:w16cex="http://schemas.microsoft.com/office/word/2018/wordml/cex" xmlns:w16cid="http://schemas.microsoft.com/office/word/2016/wordml/cid" xmlns:w16="http://schemas.microsoft.com/office/word/2018/wordml" xmlns:w16du="http://schemas.microsoft.com/office/word/2023/wordml/word16du" xmlns:w16sdtdh="http://schemas.microsoft.com/office/word/2020/wordml/sdtdatahash" xmlns:w16se="http://schemas.microsoft.com/office/word/2015/wordml/symex" mc:Ignorable="w14 w15 w16se w16cid w16 w16cex w16sdtdh w16du">
+<w:styles xmlns:mc="http://schemas.openxmlformats.org/markup-compatibility/2006" xmlns:r="http://schemas.openxmlformats.org/officeDocument/2006/relationships" xmlns:w="http://schemas.openxmlformats.org/wordprocessingml/2006/main" xmlns:w14="http://schemas.microsoft.com/office/word/2010/wordml" xmlns:w15="http://schemas.microsoft.com/office/word/2012/wordml" xmlns:w16se="http://schemas.microsoft.com/office/word/2015/wordml/symex" mc:Ignorable="w14 w15 w16se">
   <w:docDefaults>
     <w:rPrDefault>
       <w:rPr>
@@ -7666,7 +8098,7 @@
     </w:rPrDefault>
     <w:pPrDefault/>
   </w:docDefaults>
-  <w:latentStyles w:defLockedState="0" w:defUIPriority="99" w:defSemiHidden="0" w:defUnhideWhenUsed="0" w:defQFormat="0" w:count="376">
+  <w:latentStyles w:defLockedState="0" w:defUIPriority="99" w:defSemiHidden="0" w:defUnhideWhenUsed="0" w:defQFormat="0" w:count="371">
     <w:lsdException w:name="Normal" w:uiPriority="0" w:qFormat="1"/>
     <w:lsdException w:name="heading 1" w:uiPriority="9" w:qFormat="1"/>
     <w:lsdException w:name="heading 2" w:semiHidden="1" w:uiPriority="9" w:unhideWhenUsed="1" w:qFormat="1"/>
@@ -8038,11 +8470,6 @@
     <w:lsdException w:name="List Table 5 Dark Accent 6" w:uiPriority="50"/>
     <w:lsdException w:name="List Table 6 Colorful Accent 6" w:uiPriority="51"/>
     <w:lsdException w:name="List Table 7 Colorful Accent 6" w:uiPriority="52"/>
-    <w:lsdException w:name="Mention" w:semiHidden="1" w:unhideWhenUsed="1"/>
-    <w:lsdException w:name="Smart Hyperlink" w:semiHidden="1" w:unhideWhenUsed="1"/>
-    <w:lsdException w:name="Hashtag" w:semiHidden="1" w:unhideWhenUsed="1"/>
-    <w:lsdException w:name="Unresolved Mention" w:semiHidden="1" w:unhideWhenUsed="1"/>
-    <w:lsdException w:name="Smart Link" w:semiHidden="1" w:unhideWhenUsed="1"/>
   </w:latentStyles>
   <w:style w:type="paragraph" w:default="1" w:styleId="Normal">
     <w:name w:val="Normal"/>
@@ -8295,6 +8722,26 @@
     <w:link w:val="Piedepgina"/>
     <w:uiPriority w:val="99"/>
     <w:rsid w:val="00091ED0"/>
+  </w:style>
+  <w:style w:type="character" w:customStyle="1" w:styleId="cm-keyword">
+    <w:name w:val="cm-keyword"/>
+    <w:basedOn w:val="Fuentedeprrafopredeter"/>
+    <w:rsid w:val="0006004B"/>
+  </w:style>
+  <w:style w:type="character" w:customStyle="1" w:styleId="cm-variable-2">
+    <w:name w:val="cm-variable-2"/>
+    <w:basedOn w:val="Fuentedeprrafopredeter"/>
+    <w:rsid w:val="0006004B"/>
+  </w:style>
+  <w:style w:type="character" w:customStyle="1" w:styleId="cm-punctuation">
+    <w:name w:val="cm-punctuation"/>
+    <w:basedOn w:val="Fuentedeprrafopredeter"/>
+    <w:rsid w:val="0006004B"/>
+  </w:style>
+  <w:style w:type="character" w:customStyle="1" w:styleId="cm-operator">
+    <w:name w:val="cm-operator"/>
+    <w:basedOn w:val="Fuentedeprrafopredeter"/>
+    <w:rsid w:val="0006004B"/>
   </w:style>
 </w:styles>
 </file>
